--- a/defense/docs/front_matter/FRONT_MATTER_EN_GOST_2026-08-13.docx
+++ b/defense/docs/front_matter/FRONT_MATTER_EN_GOST_2026-08-13.docx
@@ -14,6 +14,7 @@
           <w:b/>
           <w:i w:val="0"/>
           <w:sz w:val="28"/>
+          <w:u w:val="none"/>
         </w:rPr>
         <w:t>International Information Technology University</w:t>
       </w:r>
@@ -32,6 +33,7 @@
           <w:b w:val="0"/>
           <w:i w:val="0"/>
           <w:sz w:val="28"/>
+          <w:u w:val="none"/>
         </w:rPr>
         <w:t>UDC: 004.93:617.735</w:t>
       </w:r>
@@ -41,6 +43,7 @@
           <w:b w:val="0"/>
           <w:i w:val="0"/>
           <w:sz w:val="28"/>
+          <w:u w:val="none"/>
         </w:rPr>
         <w:tab/>
         <w:t>On manuscript right</w:t>
@@ -100,6 +103,7 @@
           <w:b/>
           <w:i w:val="0"/>
           <w:sz w:val="28"/>
+          <w:u w:val="none"/>
         </w:rPr>
         <w:t>YESMUKHAMEDOV NURMAGANBET SEITKALIULY</w:t>
       </w:r>
@@ -140,8 +144,9 @@
           <w:b/>
           <w:i w:val="0"/>
           <w:sz w:val="32"/>
+          <w:u w:val="none"/>
         </w:rPr>
-        <w:t>Automated Diabetic Retinopathy Diagnosis via Fundus Image Enhancement and CNN Classification</w:t>
+        <w:t>Computer System for Processing and Analysis of Eye Data to Support Laser Coagulation in the Treatment of Diabetic Retinopathy</w:t>
       </w:r>
     </w:p>
     <w:p>
@@ -156,8 +161,9 @@
           <w:b w:val="0"/>
           <w:i w:val="0"/>
           <w:sz w:val="28"/>
+          <w:u w:val="none"/>
         </w:rPr>
-        <w:t>8D06104 – Computer systems and software engineering</w:t>
+        <w:t>8D06102 – Computer and Software Engineering</w:t>
       </w:r>
     </w:p>
     <w:p>
@@ -178,6 +184,7 @@
           <w:b w:val="0"/>
           <w:i w:val="0"/>
           <w:sz w:val="28"/>
+          <w:u w:val="none"/>
         </w:rPr>
         <w:t>Thesis for the degree of doctor of</w:t>
       </w:r>
@@ -194,6 +201,7 @@
           <w:b w:val="0"/>
           <w:i w:val="0"/>
           <w:sz w:val="28"/>
+          <w:u w:val="none"/>
         </w:rPr>
         <w:t>Philosophy (PhD)</w:t>
       </w:r>
@@ -228,6 +236,7 @@
           <w:b w:val="0"/>
           <w:i w:val="0"/>
           <w:sz w:val="28"/>
+          <w:u w:val="none"/>
         </w:rPr>
         <w:t>Scientific consultant</w:t>
       </w:r>
@@ -244,6 +253,7 @@
           <w:b w:val="0"/>
           <w:i w:val="0"/>
           <w:sz w:val="28"/>
+          <w:u w:val="none"/>
         </w:rPr>
         <w:t>Candidate of Phys.-Math. Sciences,</w:t>
       </w:r>
@@ -260,6 +270,7 @@
           <w:b w:val="0"/>
           <w:i w:val="0"/>
           <w:sz w:val="28"/>
+          <w:u w:val="none"/>
         </w:rPr>
         <w:t>Associate Professor, International Information Technology University</w:t>
       </w:r>
@@ -276,6 +287,7 @@
           <w:b w:val="0"/>
           <w:i w:val="0"/>
           <w:sz w:val="28"/>
+          <w:u w:val="none"/>
         </w:rPr>
         <w:t>Sapakova S.Z.</w:t>
       </w:r>
@@ -299,6 +311,7 @@
           <w:b w:val="0"/>
           <w:i w:val="0"/>
           <w:sz w:val="28"/>
+          <w:u w:val="none"/>
         </w:rPr>
         <w:t>Foreign consultant</w:t>
       </w:r>
@@ -315,6 +328,7 @@
           <w:b w:val="0"/>
           <w:i w:val="0"/>
           <w:sz w:val="28"/>
+          <w:u w:val="none"/>
         </w:rPr>
         <w:t>Professor, Universiti Putra Malaysia</w:t>
       </w:r>
@@ -331,6 +345,7 @@
           <w:b w:val="0"/>
           <w:i w:val="0"/>
           <w:sz w:val="28"/>
+          <w:u w:val="none"/>
         </w:rPr>
         <w:t>Al-Haddad S.A.R.</w:t>
       </w:r>
@@ -383,6 +398,7 @@
           <w:b w:val="0"/>
           <w:i w:val="0"/>
           <w:sz w:val="28"/>
+          <w:u w:val="none"/>
         </w:rPr>
         <w:t>Republic of Kazakhstan</w:t>
       </w:r>
@@ -399,6 +415,7 @@
           <w:b w:val="0"/>
           <w:i w:val="0"/>
           <w:sz w:val="28"/>
+          <w:u w:val="none"/>
         </w:rPr>
         <w:t>Almaty, 2026</w:t>
       </w:r>
@@ -419,6 +436,7 @@
           <w:b/>
           <w:i w:val="0"/>
           <w:sz w:val="32"/>
+          <w:u w:val="none"/>
         </w:rPr>
         <w:t>CONTENT</w:t>
       </w:r>
@@ -438,6 +456,7 @@
           <w:b/>
           <w:i w:val="0"/>
           <w:sz w:val="28"/>
+          <w:u w:val="none"/>
         </w:rPr>
         <w:t>NORMATIVE REFERENCES</w:t>
       </w:r>
@@ -447,6 +466,7 @@
           <w:b/>
           <w:i w:val="0"/>
           <w:sz w:val="28"/>
+          <w:u w:val="none"/>
         </w:rPr>
         <w:tab/>
         <w:t>—</w:t>
@@ -467,6 +487,7 @@
           <w:b/>
           <w:i w:val="0"/>
           <w:sz w:val="28"/>
+          <w:u w:val="none"/>
         </w:rPr>
         <w:t>DESIGNATIONS AND ABBREVIATIONS</w:t>
       </w:r>
@@ -476,6 +497,7 @@
           <w:b/>
           <w:i w:val="0"/>
           <w:sz w:val="28"/>
+          <w:u w:val="none"/>
         </w:rPr>
         <w:tab/>
         <w:t>—</w:t>
@@ -496,6 +518,7 @@
           <w:b/>
           <w:i w:val="0"/>
           <w:sz w:val="28"/>
+          <w:u w:val="none"/>
         </w:rPr>
         <w:t>DEFINITIONS</w:t>
       </w:r>
@@ -505,6 +528,7 @@
           <w:b/>
           <w:i w:val="0"/>
           <w:sz w:val="28"/>
+          <w:u w:val="none"/>
         </w:rPr>
         <w:tab/>
         <w:t>—</w:t>
@@ -525,6 +549,7 @@
           <w:b/>
           <w:i w:val="0"/>
           <w:sz w:val="28"/>
+          <w:u w:val="none"/>
         </w:rPr>
         <w:t>INTRODUCTION</w:t>
       </w:r>
@@ -534,6 +559,7 @@
           <w:b/>
           <w:i w:val="0"/>
           <w:sz w:val="28"/>
+          <w:u w:val="none"/>
         </w:rPr>
         <w:tab/>
         <w:t>1</w:t>
@@ -554,6 +580,7 @@
           <w:b/>
           <w:i w:val="0"/>
           <w:sz w:val="28"/>
+          <w:u w:val="none"/>
         </w:rPr>
         <w:t>1 PROBLEM DOMAIN ANALYSIS AND CURRENT STATE OF AUTOMATED DIABETIC RETINOPATHY DIAGNOSIS</w:t>
       </w:r>
@@ -563,6 +590,7 @@
           <w:b/>
           <w:i w:val="0"/>
           <w:sz w:val="28"/>
+          <w:u w:val="none"/>
         </w:rPr>
         <w:tab/>
         <w:t>21</w:t>
@@ -583,6 +611,7 @@
           <w:b w:val="0"/>
           <w:i w:val="0"/>
           <w:sz w:val="28"/>
+          <w:u w:val="none"/>
         </w:rPr>
         <w:t>1.1 Medical and Epidemiological Context of Diabetic Retinopathy</w:t>
       </w:r>
@@ -592,6 +621,7 @@
           <w:b w:val="0"/>
           <w:i w:val="0"/>
           <w:sz w:val="28"/>
+          <w:u w:val="none"/>
         </w:rPr>
         <w:tab/>
         <w:t>21</w:t>
@@ -612,6 +642,7 @@
           <w:b w:val="0"/>
           <w:i w:val="0"/>
           <w:sz w:val="28"/>
+          <w:u w:val="none"/>
         </w:rPr>
         <w:t>1.1.1 Pathophysiology and Clinical Grading Systems</w:t>
       </w:r>
@@ -621,6 +652,7 @@
           <w:b w:val="0"/>
           <w:i w:val="0"/>
           <w:sz w:val="28"/>
+          <w:u w:val="none"/>
         </w:rPr>
         <w:tab/>
         <w:t>21</w:t>
@@ -641,6 +673,7 @@
           <w:b w:val="0"/>
           <w:i w:val="0"/>
           <w:sz w:val="28"/>
+          <w:u w:val="none"/>
         </w:rPr>
         <w:t>1.1.2 Screening Requirements in Resource-Limited Healthcare Settings</w:t>
       </w:r>
@@ -650,6 +683,7 @@
           <w:b w:val="0"/>
           <w:i w:val="0"/>
           <w:sz w:val="28"/>
+          <w:u w:val="none"/>
         </w:rPr>
         <w:tab/>
         <w:t>24</w:t>
@@ -670,6 +704,7 @@
           <w:b w:val="0"/>
           <w:i w:val="0"/>
           <w:sz w:val="28"/>
+          <w:u w:val="none"/>
         </w:rPr>
         <w:t>1.2 Fundus Image Acquisition and Quality Variability</w:t>
       </w:r>
@@ -679,6 +714,7 @@
           <w:b w:val="0"/>
           <w:i w:val="0"/>
           <w:sz w:val="28"/>
+          <w:u w:val="none"/>
         </w:rPr>
         <w:tab/>
         <w:t>26</w:t>
@@ -699,6 +735,7 @@
           <w:b w:val="0"/>
           <w:i w:val="0"/>
           <w:sz w:val="28"/>
+          <w:u w:val="none"/>
         </w:rPr>
         <w:t>1.2.1 Sources of Image Degradation in Clinical Practice</w:t>
       </w:r>
@@ -708,6 +745,7 @@
           <w:b w:val="0"/>
           <w:i w:val="0"/>
           <w:sz w:val="28"/>
+          <w:u w:val="none"/>
         </w:rPr>
         <w:tab/>
         <w:t>26</w:t>
@@ -728,6 +766,7 @@
           <w:b w:val="0"/>
           <w:i w:val="0"/>
           <w:sz w:val="28"/>
+          <w:u w:val="none"/>
         </w:rPr>
         <w:t>1.2.2 Impact of Image Quality on Diagnostic Model Performance</w:t>
       </w:r>
@@ -737,6 +776,7 @@
           <w:b w:val="0"/>
           <w:i w:val="0"/>
           <w:sz w:val="28"/>
+          <w:u w:val="none"/>
         </w:rPr>
         <w:tab/>
         <w:t>28</w:t>
@@ -757,6 +797,7 @@
           <w:b w:val="0"/>
           <w:i w:val="0"/>
           <w:sz w:val="28"/>
+          <w:u w:val="none"/>
         </w:rPr>
         <w:t>1.2.3 Device-Specific Variability in Fundus Imaging</w:t>
       </w:r>
@@ -766,6 +807,7 @@
           <w:b w:val="0"/>
           <w:i w:val="0"/>
           <w:sz w:val="28"/>
+          <w:u w:val="none"/>
         </w:rPr>
         <w:tab/>
         <w:t>31</w:t>
@@ -786,6 +828,7 @@
           <w:b w:val="0"/>
           <w:i w:val="0"/>
           <w:sz w:val="28"/>
+          <w:u w:val="none"/>
         </w:rPr>
         <w:t>1.3 Deep Learning Approaches to Retinal Image Classification</w:t>
       </w:r>
@@ -795,6 +838,7 @@
           <w:b w:val="0"/>
           <w:i w:val="0"/>
           <w:sz w:val="28"/>
+          <w:u w:val="none"/>
         </w:rPr>
         <w:tab/>
         <w:t>33</w:t>
@@ -815,6 +859,7 @@
           <w:b w:val="0"/>
           <w:i w:val="0"/>
           <w:sz w:val="28"/>
+          <w:u w:val="none"/>
         </w:rPr>
         <w:t>1.3.1 CNN Architectures for Medical Imaging</w:t>
       </w:r>
@@ -824,6 +869,7 @@
           <w:b w:val="0"/>
           <w:i w:val="0"/>
           <w:sz w:val="28"/>
+          <w:u w:val="none"/>
         </w:rPr>
         <w:tab/>
         <w:t>33</w:t>
@@ -844,6 +890,7 @@
           <w:b w:val="0"/>
           <w:i w:val="0"/>
           <w:sz w:val="28"/>
+          <w:u w:val="none"/>
         </w:rPr>
         <w:t>1.3.2 Transfer Learning and Self-Supervised Pretraining in Ophthalmic Diagnostics</w:t>
       </w:r>
@@ -853,6 +900,7 @@
           <w:b w:val="0"/>
           <w:i w:val="0"/>
           <w:sz w:val="28"/>
+          <w:u w:val="none"/>
         </w:rPr>
         <w:tab/>
         <w:t>36</w:t>
@@ -873,6 +921,7 @@
           <w:b w:val="0"/>
           <w:i w:val="0"/>
           <w:sz w:val="28"/>
+          <w:u w:val="none"/>
         </w:rPr>
         <w:t>1.3.3 Explainability Methods in Medical Image Classification</w:t>
       </w:r>
@@ -882,6 +931,7 @@
           <w:b w:val="0"/>
           <w:i w:val="0"/>
           <w:sz w:val="28"/>
+          <w:u w:val="none"/>
         </w:rPr>
         <w:tab/>
         <w:t>38</w:t>
@@ -902,6 +952,7 @@
           <w:b w:val="0"/>
           <w:i w:val="0"/>
           <w:sz w:val="28"/>
+          <w:u w:val="none"/>
         </w:rPr>
         <w:t>1.4 Critical Analysis of Existing Automated DR Screening Systems</w:t>
       </w:r>
@@ -911,6 +962,7 @@
           <w:b w:val="0"/>
           <w:i w:val="0"/>
           <w:sz w:val="28"/>
+          <w:u w:val="none"/>
         </w:rPr>
         <w:tab/>
         <w:t>40</w:t>
@@ -931,6 +983,7 @@
           <w:b w:val="0"/>
           <w:i w:val="0"/>
           <w:sz w:val="28"/>
+          <w:u w:val="none"/>
         </w:rPr>
         <w:t>1.5 Formulation of the Research Problem</w:t>
       </w:r>
@@ -940,6 +993,7 @@
           <w:b w:val="0"/>
           <w:i w:val="0"/>
           <w:sz w:val="28"/>
+          <w:u w:val="none"/>
         </w:rPr>
         <w:tab/>
         <w:t>44</w:t>
@@ -960,6 +1014,7 @@
           <w:b w:val="0"/>
           <w:i w:val="0"/>
           <w:sz w:val="28"/>
+          <w:u w:val="none"/>
         </w:rPr>
         <w:t>Conclusions to Chapter 1</w:t>
       </w:r>
@@ -969,6 +1024,7 @@
           <w:b w:val="0"/>
           <w:i w:val="0"/>
           <w:sz w:val="28"/>
+          <w:u w:val="none"/>
         </w:rPr>
         <w:tab/>
         <w:t>46</w:t>
@@ -989,6 +1045,7 @@
           <w:b/>
           <w:i w:val="0"/>
           <w:sz w:val="28"/>
+          <w:u w:val="none"/>
         </w:rPr>
         <w:t>2 THEORETICAL FOUNDATIONS OF IMAGE PREPROCESSING AND DEEP LEARNING FOR FUNDUS IMAGE ANALYSIS</w:t>
       </w:r>
@@ -998,6 +1055,7 @@
           <w:b/>
           <w:i w:val="0"/>
           <w:sz w:val="28"/>
+          <w:u w:val="none"/>
         </w:rPr>
         <w:tab/>
         <w:t>47</w:t>
@@ -1018,6 +1076,7 @@
           <w:b w:val="0"/>
           <w:i w:val="0"/>
           <w:sz w:val="28"/>
+          <w:u w:val="none"/>
         </w:rPr>
         <w:t>2.1 Mathematical Foundations of Image Enhancement Techniques</w:t>
       </w:r>
@@ -1027,6 +1086,7 @@
           <w:b w:val="0"/>
           <w:i w:val="0"/>
           <w:sz w:val="28"/>
+          <w:u w:val="none"/>
         </w:rPr>
         <w:tab/>
         <w:t>47</w:t>
@@ -1047,6 +1107,7 @@
           <w:b w:val="0"/>
           <w:i w:val="0"/>
           <w:sz w:val="28"/>
+          <w:u w:val="none"/>
         </w:rPr>
         <w:t>2.1.1 Histogram Equalization and Adaptive Contrast Enhancement</w:t>
       </w:r>
@@ -1056,6 +1117,7 @@
           <w:b w:val="0"/>
           <w:i w:val="0"/>
           <w:sz w:val="28"/>
+          <w:u w:val="none"/>
         </w:rPr>
         <w:tab/>
         <w:t>47</w:t>
@@ -1076,6 +1138,7 @@
           <w:b w:val="0"/>
           <w:i w:val="0"/>
           <w:sz w:val="28"/>
+          <w:u w:val="none"/>
         </w:rPr>
         <w:t>2.1.2 Formalization of CLAHE with Dual-Constraint Clip Limit</w:t>
       </w:r>
@@ -1085,6 +1148,7 @@
           <w:b w:val="0"/>
           <w:i w:val="0"/>
           <w:sz w:val="28"/>
+          <w:u w:val="none"/>
         </w:rPr>
         <w:tab/>
         <w:t>50</w:t>
@@ -1105,6 +1169,7 @@
           <w:b w:val="0"/>
           <w:i w:val="0"/>
           <w:sz w:val="28"/>
+          <w:u w:val="none"/>
         </w:rPr>
         <w:t>2.1.3 Spatial Filtering and Noise Reduction Methods</w:t>
       </w:r>
@@ -1114,6 +1179,7 @@
           <w:b w:val="0"/>
           <w:i w:val="0"/>
           <w:sz w:val="28"/>
+          <w:u w:val="none"/>
         </w:rPr>
         <w:tab/>
         <w:t>54</w:t>
@@ -1134,6 +1200,7 @@
           <w:b w:val="0"/>
           <w:i w:val="0"/>
           <w:sz w:val="28"/>
+          <w:u w:val="none"/>
         </w:rPr>
         <w:t>2.2 Theoretical Framework of Convolutional Neural Networks</w:t>
       </w:r>
@@ -1143,6 +1210,7 @@
           <w:b w:val="0"/>
           <w:i w:val="0"/>
           <w:sz w:val="28"/>
+          <w:u w:val="none"/>
         </w:rPr>
         <w:tab/>
         <w:t>56</w:t>
@@ -1163,6 +1231,7 @@
           <w:b w:val="0"/>
           <w:i w:val="0"/>
           <w:sz w:val="28"/>
+          <w:u w:val="none"/>
         </w:rPr>
         <w:t>2.2.1 Convolution, Pooling, and Feature Extraction Operations</w:t>
       </w:r>
@@ -1172,6 +1241,7 @@
           <w:b w:val="0"/>
           <w:i w:val="0"/>
           <w:sz w:val="28"/>
+          <w:u w:val="none"/>
         </w:rPr>
         <w:tab/>
         <w:t>56</w:t>
@@ -1192,6 +1262,7 @@
           <w:b w:val="0"/>
           <w:i w:val="0"/>
           <w:sz w:val="28"/>
+          <w:u w:val="none"/>
         </w:rPr>
         <w:t>2.2.2 Loss Functions and Optimization for Imbalanced Medical Datasets</w:t>
       </w:r>
@@ -1201,6 +1272,7 @@
           <w:b w:val="0"/>
           <w:i w:val="0"/>
           <w:sz w:val="28"/>
+          <w:u w:val="none"/>
         </w:rPr>
         <w:tab/>
         <w:t>58</w:t>
@@ -1221,6 +1293,7 @@
           <w:b w:val="0"/>
           <w:i w:val="0"/>
           <w:sz w:val="28"/>
+          <w:u w:val="none"/>
         </w:rPr>
         <w:t>2.2.3 Regularization Techniques: Dropout, Batch Normalization, and Data Augmentation</w:t>
       </w:r>
@@ -1230,6 +1303,7 @@
           <w:b w:val="0"/>
           <w:i w:val="0"/>
           <w:sz w:val="28"/>
+          <w:u w:val="none"/>
         </w:rPr>
         <w:tab/>
         <w:t>60</w:t>
@@ -1250,6 +1324,7 @@
           <w:b w:val="0"/>
           <w:i w:val="0"/>
           <w:sz w:val="28"/>
+          <w:u w:val="none"/>
         </w:rPr>
         <w:t>2.3 Transfer Learning and Self-Supervised Representation Learning Theory</w:t>
       </w:r>
@@ -1259,6 +1334,7 @@
           <w:b w:val="0"/>
           <w:i w:val="0"/>
           <w:sz w:val="28"/>
+          <w:u w:val="none"/>
         </w:rPr>
         <w:tab/>
         <w:t>62</w:t>
@@ -1279,6 +1355,7 @@
           <w:b w:val="0"/>
           <w:i w:val="0"/>
           <w:sz w:val="28"/>
+          <w:u w:val="none"/>
         </w:rPr>
         <w:t>2.3.1 Feature Transferability Across Visual Domains</w:t>
       </w:r>
@@ -1288,6 +1365,7 @@
           <w:b w:val="0"/>
           <w:i w:val="0"/>
           <w:sz w:val="28"/>
+          <w:u w:val="none"/>
         </w:rPr>
         <w:tab/>
         <w:t>62</w:t>
@@ -1308,6 +1386,7 @@
           <w:b w:val="0"/>
           <w:i w:val="0"/>
           <w:sz w:val="28"/>
+          <w:u w:val="none"/>
         </w:rPr>
         <w:t>2.3.2 Frozen-Layer versus Progressive Fine-Tuning Strategies</w:t>
       </w:r>
@@ -1317,6 +1396,7 @@
           <w:b w:val="0"/>
           <w:i w:val="0"/>
           <w:sz w:val="28"/>
+          <w:u w:val="none"/>
         </w:rPr>
         <w:tab/>
         <w:t>64</w:t>
@@ -1337,6 +1417,7 @@
           <w:b w:val="0"/>
           <w:i w:val="0"/>
           <w:sz w:val="28"/>
+          <w:u w:val="none"/>
         </w:rPr>
         <w:t>2.3.3 In-Domain Self-Supervised Pretraining for Retinal Imaging</w:t>
       </w:r>
@@ -1346,6 +1427,7 @@
           <w:b w:val="0"/>
           <w:i w:val="0"/>
           <w:sz w:val="28"/>
+          <w:u w:val="none"/>
         </w:rPr>
         <w:tab/>
         <w:t>65</w:t>
@@ -1366,6 +1448,7 @@
           <w:b w:val="0"/>
           <w:i w:val="0"/>
           <w:sz w:val="28"/>
+          <w:u w:val="none"/>
         </w:rPr>
         <w:t>2.4 Mathematical Modeling of Laser-Tissue Interaction in Retinal Therapy</w:t>
       </w:r>
@@ -1375,6 +1458,7 @@
           <w:b w:val="0"/>
           <w:i w:val="0"/>
           <w:sz w:val="28"/>
+          <w:u w:val="none"/>
         </w:rPr>
         <w:tab/>
         <w:t>67</w:t>
@@ -1395,6 +1479,7 @@
           <w:b w:val="0"/>
           <w:i w:val="0"/>
           <w:sz w:val="28"/>
+          <w:u w:val="none"/>
         </w:rPr>
         <w:t>2.4.1 Coupled Thermal-Optical Model of Fundus Tissue Response</w:t>
       </w:r>
@@ -1404,6 +1489,7 @@
           <w:b w:val="0"/>
           <w:i w:val="0"/>
           <w:sz w:val="28"/>
+          <w:u w:val="none"/>
         </w:rPr>
         <w:tab/>
         <w:t>67</w:t>
@@ -1424,6 +1510,7 @@
           <w:b w:val="0"/>
           <w:i w:val="0"/>
           <w:sz w:val="28"/>
+          <w:u w:val="none"/>
         </w:rPr>
         <w:t>2.5 Explainability in Deep Learning for Medical Imaging</w:t>
       </w:r>
@@ -1433,6 +1520,7 @@
           <w:b w:val="0"/>
           <w:i w:val="0"/>
           <w:sz w:val="28"/>
+          <w:u w:val="none"/>
         </w:rPr>
         <w:tab/>
         <w:t>146</w:t>
@@ -1453,6 +1541,7 @@
           <w:b w:val="0"/>
           <w:i w:val="0"/>
           <w:sz w:val="28"/>
+          <w:u w:val="none"/>
         </w:rPr>
         <w:t>2.5.1 CAM / Grad-CAM Theory and Formalization</w:t>
       </w:r>
@@ -1462,6 +1551,7 @@
           <w:b w:val="0"/>
           <w:i w:val="0"/>
           <w:sz w:val="28"/>
+          <w:u w:val="none"/>
         </w:rPr>
         <w:tab/>
         <w:t>70</w:t>
@@ -1482,6 +1572,7 @@
           <w:b w:val="0"/>
           <w:i w:val="0"/>
           <w:sz w:val="28"/>
+          <w:u w:val="none"/>
         </w:rPr>
         <w:t>2.5.2 Attention Map Interpretation</w:t>
       </w:r>
@@ -1491,6 +1582,7 @@
           <w:b w:val="0"/>
           <w:i w:val="0"/>
           <w:sz w:val="28"/>
+          <w:u w:val="none"/>
         </w:rPr>
         <w:tab/>
         <w:t>72</w:t>
@@ -1511,6 +1603,7 @@
           <w:b w:val="0"/>
           <w:i w:val="0"/>
           <w:sz w:val="28"/>
+          <w:u w:val="none"/>
         </w:rPr>
         <w:t>2.5.3 ALO and IoU as Quantitative Explainability Metrics</w:t>
       </w:r>
@@ -1520,6 +1613,7 @@
           <w:b w:val="0"/>
           <w:i w:val="0"/>
           <w:sz w:val="28"/>
+          <w:u w:val="none"/>
         </w:rPr>
         <w:tab/>
         <w:t>74</w:t>
@@ -1540,6 +1634,7 @@
           <w:b w:val="0"/>
           <w:i w:val="0"/>
           <w:sz w:val="28"/>
+          <w:u w:val="none"/>
         </w:rPr>
         <w:t>2.6 Image Quality Metrics for Preprocessing Evaluation: CNR, VVI, Entropy, SSIM</w:t>
       </w:r>
@@ -1549,6 +1644,7 @@
           <w:b w:val="0"/>
           <w:i w:val="0"/>
           <w:sz w:val="28"/>
+          <w:u w:val="none"/>
         </w:rPr>
         <w:tab/>
         <w:t>75</w:t>
@@ -1569,6 +1665,7 @@
           <w:b w:val="0"/>
           <w:i w:val="0"/>
           <w:sz w:val="28"/>
+          <w:u w:val="none"/>
         </w:rPr>
         <w:t>Conclusions to Chapter 2</w:t>
       </w:r>
@@ -1578,6 +1675,7 @@
           <w:b w:val="0"/>
           <w:i w:val="0"/>
           <w:sz w:val="28"/>
+          <w:u w:val="none"/>
         </w:rPr>
         <w:tab/>
         <w:t>78</w:t>
@@ -1598,6 +1696,7 @@
           <w:b/>
           <w:i w:val="0"/>
           <w:sz w:val="28"/>
+          <w:u w:val="none"/>
         </w:rPr>
         <w:t>3 METHODOLOGY OF INTEGRATED PREPROCESSING-CNN PIPELINE DESIGN</w:t>
       </w:r>
@@ -1607,6 +1706,7 @@
           <w:b/>
           <w:i w:val="0"/>
           <w:sz w:val="28"/>
+          <w:u w:val="none"/>
         </w:rPr>
         <w:tab/>
         <w:t>79</w:t>
@@ -1627,6 +1727,7 @@
           <w:b w:val="0"/>
           <w:i w:val="0"/>
           <w:sz w:val="28"/>
+          <w:u w:val="none"/>
         </w:rPr>
         <w:t>3.1 Formalization of the Unified Preprocessing Pipeline</w:t>
       </w:r>
@@ -1636,6 +1737,7 @@
           <w:b w:val="0"/>
           <w:i w:val="0"/>
           <w:sz w:val="28"/>
+          <w:u w:val="none"/>
         </w:rPr>
         <w:tab/>
         <w:t>79</w:t>
@@ -1656,6 +1758,7 @@
           <w:b w:val="0"/>
           <w:i w:val="0"/>
           <w:sz w:val="28"/>
+          <w:u w:val="none"/>
         </w:rPr>
         <w:t>3.1.1 Pipeline Stage Specification: 8-Stage System</w:t>
       </w:r>
@@ -1665,6 +1768,7 @@
           <w:b w:val="0"/>
           <w:i w:val="0"/>
           <w:sz w:val="28"/>
+          <w:u w:val="none"/>
         </w:rPr>
         <w:tab/>
         <w:t>79</w:t>
@@ -1685,6 +1789,7 @@
           <w:b w:val="0"/>
           <w:i w:val="0"/>
           <w:sz w:val="28"/>
+          <w:u w:val="none"/>
         </w:rPr>
         <w:t>3.1.2 Modified CLAHE Algorithm with Dual-Constraint Clip Limit</w:t>
       </w:r>
@@ -1694,6 +1799,7 @@
           <w:b w:val="0"/>
           <w:i w:val="0"/>
           <w:sz w:val="28"/>
+          <w:u w:val="none"/>
         </w:rPr>
         <w:tab/>
         <w:t>95</w:t>
@@ -1714,6 +1820,7 @@
           <w:b w:val="0"/>
           <w:i w:val="0"/>
           <w:sz w:val="28"/>
+          <w:u w:val="none"/>
         </w:rPr>
         <w:t>3.1.3 Augmentation Strategy for Class Imbalance Mitigation</w:t>
       </w:r>
@@ -1723,6 +1830,7 @@
           <w:b w:val="0"/>
           <w:i w:val="0"/>
           <w:sz w:val="28"/>
+          <w:u w:val="none"/>
         </w:rPr>
         <w:tab/>
         <w:t>98</w:t>
@@ -1743,6 +1851,7 @@
           <w:b w:val="0"/>
           <w:i w:val="0"/>
           <w:sz w:val="28"/>
+          <w:u w:val="none"/>
         </w:rPr>
         <w:t>3.1.4 External Image Ingestion Protocol</w:t>
       </w:r>
@@ -1752,6 +1861,7 @@
           <w:b w:val="0"/>
           <w:i w:val="0"/>
           <w:sz w:val="28"/>
+          <w:u w:val="none"/>
         </w:rPr>
         <w:tab/>
         <w:t>102</w:t>
@@ -1772,6 +1882,7 @@
           <w:b w:val="0"/>
           <w:i w:val="0"/>
           <w:sz w:val="28"/>
+          <w:u w:val="none"/>
         </w:rPr>
         <w:t>3.2 Design of CNN Architectures for DR Classification</w:t>
       </w:r>
@@ -1781,6 +1892,7 @@
           <w:b w:val="0"/>
           <w:i w:val="0"/>
           <w:sz w:val="28"/>
+          <w:u w:val="none"/>
         </w:rPr>
         <w:tab/>
         <w:t>103</w:t>
@@ -1801,6 +1913,7 @@
           <w:b w:val="0"/>
           <w:i w:val="0"/>
           <w:sz w:val="28"/>
+          <w:u w:val="none"/>
         </w:rPr>
         <w:t>3.2.1 ResNet-50 and EfficientNet-B3 as Primary Experimental Architectures</w:t>
       </w:r>
@@ -1810,6 +1923,7 @@
           <w:b w:val="0"/>
           <w:i w:val="0"/>
           <w:sz w:val="28"/>
+          <w:u w:val="none"/>
         </w:rPr>
         <w:tab/>
         <w:t>103</w:t>
@@ -1830,6 +1944,7 @@
           <w:b w:val="0"/>
           <w:i w:val="0"/>
           <w:sz w:val="28"/>
+          <w:u w:val="none"/>
         </w:rPr>
         <w:t>3.2.2 Historical Reference Architectures (Reference Only)</w:t>
       </w:r>
@@ -1839,6 +1954,7 @@
           <w:b w:val="0"/>
           <w:i w:val="0"/>
           <w:sz w:val="28"/>
+          <w:u w:val="none"/>
         </w:rPr>
         <w:tab/>
         <w:t>108</w:t>
@@ -1859,6 +1975,7 @@
           <w:b w:val="0"/>
           <w:i w:val="0"/>
           <w:sz w:val="28"/>
+          <w:u w:val="none"/>
         </w:rPr>
         <w:t>3.3 Transfer Learning and Pretraining Methodology</w:t>
       </w:r>
@@ -1868,6 +1985,7 @@
           <w:b w:val="0"/>
           <w:i w:val="0"/>
           <w:sz w:val="28"/>
+          <w:u w:val="none"/>
         </w:rPr>
         <w:tab/>
         <w:t>109</w:t>
@@ -1888,6 +2006,7 @@
           <w:b w:val="0"/>
           <w:i w:val="0"/>
           <w:sz w:val="28"/>
+          <w:u w:val="none"/>
         </w:rPr>
         <w:t>3.3.1 Architecture Adaptation for Five-Class DR Classification</w:t>
       </w:r>
@@ -1897,6 +2016,7 @@
           <w:b w:val="0"/>
           <w:i w:val="0"/>
           <w:sz w:val="28"/>
+          <w:u w:val="none"/>
         </w:rPr>
         <w:tab/>
         <w:t>109</w:t>
@@ -1917,6 +2037,7 @@
           <w:b w:val="0"/>
           <w:i w:val="0"/>
           <w:sz w:val="28"/>
+          <w:u w:val="none"/>
         </w:rPr>
         <w:t>3.3.2 Ophthalmology-Specific Self-Supervised Pretraining of the CNN Backbone (Integrated Arm)</w:t>
       </w:r>
@@ -1926,6 +2047,7 @@
           <w:b w:val="0"/>
           <w:i w:val="0"/>
           <w:sz w:val="28"/>
+          <w:u w:val="none"/>
         </w:rPr>
         <w:tab/>
         <w:t>110</w:t>
@@ -1946,6 +2068,7 @@
           <w:b w:val="0"/>
           <w:i w:val="0"/>
           <w:sz w:val="28"/>
+          <w:u w:val="none"/>
         </w:rPr>
         <w:t>3.3.3 Two-Stage Fine-Tuning Protocol Design</w:t>
       </w:r>
@@ -1955,6 +2078,7 @@
           <w:b w:val="0"/>
           <w:i w:val="0"/>
           <w:sz w:val="28"/>
+          <w:u w:val="none"/>
         </w:rPr>
         <w:tab/>
         <w:t>113</w:t>
@@ -1975,6 +2099,7 @@
           <w:b w:val="0"/>
           <w:i w:val="0"/>
           <w:sz w:val="28"/>
+          <w:u w:val="none"/>
         </w:rPr>
         <w:t>3.3.4 Weighted Loss Function Formulation for Ordinal Class Structure</w:t>
       </w:r>
@@ -1984,6 +2109,7 @@
           <w:b w:val="0"/>
           <w:i w:val="0"/>
           <w:sz w:val="28"/>
+          <w:u w:val="none"/>
         </w:rPr>
         <w:tab/>
         <w:t>114</w:t>
@@ -2004,6 +2130,7 @@
           <w:b w:val="0"/>
           <w:i w:val="0"/>
           <w:sz w:val="28"/>
+          <w:u w:val="none"/>
         </w:rPr>
         <w:t>3.4 Evaluation Framework and Performance Metrics</w:t>
       </w:r>
@@ -2013,6 +2140,7 @@
           <w:b w:val="0"/>
           <w:i w:val="0"/>
           <w:sz w:val="28"/>
+          <w:u w:val="none"/>
         </w:rPr>
         <w:tab/>
         <w:t>116</w:t>
@@ -2033,6 +2161,7 @@
           <w:b w:val="0"/>
           <w:i w:val="0"/>
           <w:sz w:val="28"/>
+          <w:u w:val="none"/>
         </w:rPr>
         <w:t>3.4.1 Multi-Metric Assessment Framework</w:t>
       </w:r>
@@ -2042,6 +2171,7 @@
           <w:b w:val="0"/>
           <w:i w:val="0"/>
           <w:sz w:val="28"/>
+          <w:u w:val="none"/>
         </w:rPr>
         <w:tab/>
         <w:t>116</w:t>
@@ -2062,6 +2192,7 @@
           <w:b w:val="0"/>
           <w:i w:val="0"/>
           <w:sz w:val="28"/>
+          <w:u w:val="none"/>
         </w:rPr>
         <w:t>3.4.2 Cross-Validation and Statistical Reliability Protocols</w:t>
       </w:r>
@@ -2071,6 +2202,7 @@
           <w:b w:val="0"/>
           <w:i w:val="0"/>
           <w:sz w:val="28"/>
+          <w:u w:val="none"/>
         </w:rPr>
         <w:tab/>
         <w:t>119</w:t>
@@ -2091,6 +2223,7 @@
           <w:b w:val="0"/>
           <w:i w:val="0"/>
           <w:sz w:val="28"/>
+          <w:u w:val="none"/>
         </w:rPr>
         <w:t>Conclusions to Chapter 3</w:t>
       </w:r>
@@ -2100,6 +2233,7 @@
           <w:b w:val="0"/>
           <w:i w:val="0"/>
           <w:sz w:val="28"/>
+          <w:u w:val="none"/>
         </w:rPr>
         <w:tab/>
         <w:t>121</w:t>
@@ -2120,6 +2254,7 @@
           <w:b/>
           <w:i w:val="0"/>
           <w:sz w:val="28"/>
+          <w:u w:val="none"/>
         </w:rPr>
         <w:t>4 EXPERIMENTAL RESEARCH — PREPROCESSING IMPACT ON CNN DIAGNOSTIC PERFORMANCE</w:t>
       </w:r>
@@ -2129,6 +2264,7 @@
           <w:b/>
           <w:i w:val="0"/>
           <w:sz w:val="28"/>
+          <w:u w:val="none"/>
         </w:rPr>
         <w:tab/>
         <w:t>123</w:t>
@@ -2149,6 +2285,7 @@
           <w:b w:val="0"/>
           <w:i w:val="0"/>
           <w:sz w:val="28"/>
+          <w:u w:val="none"/>
         </w:rPr>
         <w:t>4.1 Datasets and Experimental Configuration</w:t>
       </w:r>
@@ -2158,6 +2295,7 @@
           <w:b w:val="0"/>
           <w:i w:val="0"/>
           <w:sz w:val="28"/>
+          <w:u w:val="none"/>
         </w:rPr>
         <w:tab/>
         <w:t>123</w:t>
@@ -2178,6 +2316,7 @@
           <w:b w:val="0"/>
           <w:i w:val="0"/>
           <w:sz w:val="28"/>
+          <w:u w:val="none"/>
         </w:rPr>
         <w:t>4.1.1 Dataset Architecture</w:t>
       </w:r>
@@ -2187,6 +2326,7 @@
           <w:b w:val="0"/>
           <w:i w:val="0"/>
           <w:sz w:val="28"/>
+          <w:u w:val="none"/>
         </w:rPr>
         <w:tab/>
         <w:t>123</w:t>
@@ -2207,6 +2347,7 @@
           <w:b w:val="0"/>
           <w:i w:val="0"/>
           <w:sz w:val="28"/>
+          <w:u w:val="none"/>
         </w:rPr>
         <w:t>4.1.2 Class Distribution and Data Partitioning</w:t>
       </w:r>
@@ -2216,6 +2357,7 @@
           <w:b w:val="0"/>
           <w:i w:val="0"/>
           <w:sz w:val="28"/>
+          <w:u w:val="none"/>
         </w:rPr>
         <w:tab/>
         <w:t>128</w:t>
@@ -2236,6 +2378,7 @@
           <w:b w:val="0"/>
           <w:i w:val="0"/>
           <w:sz w:val="28"/>
+          <w:u w:val="none"/>
         </w:rPr>
         <w:t>4.1.3 Hardware and Reproducibility Protocol</w:t>
       </w:r>
@@ -2245,6 +2388,7 @@
           <w:b w:val="0"/>
           <w:i w:val="0"/>
           <w:sz w:val="28"/>
+          <w:u w:val="none"/>
         </w:rPr>
         <w:tab/>
         <w:t>130</w:t>
@@ -2265,6 +2409,7 @@
           <w:b w:val="0"/>
           <w:i w:val="0"/>
           <w:sz w:val="28"/>
+          <w:u w:val="none"/>
         </w:rPr>
         <w:t>4.2 Experiment 1: Integrated Pipeline Dominance — Pipeline + In-Domain Pretraining vs. Baseline on EyePACS (H-1)</w:t>
       </w:r>
@@ -2274,6 +2419,7 @@
           <w:b w:val="0"/>
           <w:i w:val="0"/>
           <w:sz w:val="28"/>
+          <w:u w:val="none"/>
         </w:rPr>
         <w:tab/>
         <w:t>132</w:t>
@@ -2294,6 +2440,7 @@
           <w:b w:val="0"/>
           <w:i w:val="0"/>
           <w:sz w:val="28"/>
+          <w:u w:val="none"/>
         </w:rPr>
         <w:t>4.2.1 Restored 2×2 Factorial Design (Configurations A–D)</w:t>
       </w:r>
@@ -2303,6 +2450,7 @@
           <w:b w:val="0"/>
           <w:i w:val="0"/>
           <w:sz w:val="28"/>
+          <w:u w:val="none"/>
         </w:rPr>
         <w:tab/>
         <w:t>132</w:t>
@@ -2323,6 +2471,7 @@
           <w:b w:val="0"/>
           <w:i w:val="0"/>
           <w:sz w:val="28"/>
+          <w:u w:val="none"/>
         </w:rPr>
         <w:t>4.2.2 Training Dynamics and Convergence Analysis</w:t>
       </w:r>
@@ -2332,6 +2481,7 @@
           <w:b w:val="0"/>
           <w:i w:val="0"/>
           <w:sz w:val="28"/>
+          <w:u w:val="none"/>
         </w:rPr>
         <w:tab/>
         <w:t>134</w:t>
@@ -2352,6 +2502,7 @@
           <w:b w:val="0"/>
           <w:i w:val="0"/>
           <w:sz w:val="28"/>
+          <w:u w:val="none"/>
         </w:rPr>
         <w:t>4.2.3 Quantitative Comparison of Diagnostic Metrics</w:t>
       </w:r>
@@ -2361,6 +2512,7 @@
           <w:b w:val="0"/>
           <w:i w:val="0"/>
           <w:sz w:val="28"/>
+          <w:u w:val="none"/>
         </w:rPr>
         <w:tab/>
         <w:t>137</w:t>
@@ -2381,6 +2533,7 @@
           <w:b w:val="0"/>
           <w:i w:val="0"/>
           <w:sz w:val="28"/>
+          <w:u w:val="none"/>
         </w:rPr>
         <w:t>4.3 Experiment 2: Pipeline Stage Ablation + CLAHE/σ Sweeps (H-2)</w:t>
       </w:r>
@@ -2390,6 +2543,7 @@
           <w:b w:val="0"/>
           <w:i w:val="0"/>
           <w:sz w:val="28"/>
+          <w:u w:val="none"/>
         </w:rPr>
         <w:tab/>
         <w:t>142</w:t>
@@ -2410,6 +2564,7 @@
           <w:b w:val="0"/>
           <w:i w:val="0"/>
           <w:sz w:val="28"/>
+          <w:u w:val="none"/>
         </w:rPr>
         <w:t>4.3.1 Cumulative Ablation Design (Levels L0–L7)</w:t>
       </w:r>
@@ -2419,6 +2574,7 @@
           <w:b w:val="0"/>
           <w:i w:val="0"/>
           <w:sz w:val="28"/>
+          <w:u w:val="none"/>
         </w:rPr>
         <w:tab/>
         <w:t>142</w:t>
@@ -2439,6 +2595,7 @@
           <w:b w:val="0"/>
           <w:i w:val="0"/>
           <w:sz w:val="28"/>
+          <w:u w:val="none"/>
         </w:rPr>
         <w:t>4.3.2 CLAHE Threshold Sensitivity Analysis (H-2 Sub-Analysis)</w:t>
       </w:r>
@@ -2448,6 +2605,7 @@
           <w:b w:val="0"/>
           <w:i w:val="0"/>
           <w:sz w:val="28"/>
+          <w:u w:val="none"/>
         </w:rPr>
         <w:tab/>
         <w:t>146</w:t>
@@ -2468,6 +2626,7 @@
           <w:b w:val="0"/>
           <w:i w:val="0"/>
           <w:sz w:val="28"/>
+          <w:u w:val="none"/>
         </w:rPr>
         <w:t>4.3.3 Flat-Field σ Sweep and Image Quality Metrics</w:t>
       </w:r>
@@ -2477,6 +2636,7 @@
           <w:b w:val="0"/>
           <w:i w:val="0"/>
           <w:sz w:val="28"/>
+          <w:u w:val="none"/>
         </w:rPr>
         <w:tab/>
         <w:t>148</w:t>
@@ -2497,6 +2657,7 @@
           <w:b w:val="0"/>
           <w:i w:val="0"/>
           <w:sz w:val="28"/>
+          <w:u w:val="none"/>
         </w:rPr>
         <w:t>4.4 Domain Distance Reduction Across Six Target Domains (H-3)</w:t>
       </w:r>
@@ -2506,6 +2667,7 @@
           <w:b w:val="0"/>
           <w:i w:val="0"/>
           <w:sz w:val="28"/>
+          <w:u w:val="none"/>
         </w:rPr>
         <w:tab/>
         <w:t>152</w:t>
@@ -2526,6 +2688,7 @@
           <w:b w:val="0"/>
           <w:i w:val="0"/>
           <w:sz w:val="28"/>
+          <w:u w:val="none"/>
         </w:rPr>
         <w:t>4.4.1 Measurement Protocol: MMD over Representations and KL over Channel Histograms</w:t>
       </w:r>
@@ -2535,6 +2698,7 @@
           <w:b w:val="0"/>
           <w:i w:val="0"/>
           <w:sz w:val="28"/>
+          <w:u w:val="none"/>
         </w:rPr>
         <w:tab/>
         <w:t>152</w:t>
@@ -2555,6 +2719,7 @@
           <w:b w:val="0"/>
           <w:i w:val="0"/>
           <w:sz w:val="28"/>
+          <w:u w:val="none"/>
         </w:rPr>
         <w:t>4.4.2 Distance Reduction Results and Their Interpretive Limits</w:t>
       </w:r>
@@ -2564,6 +2729,7 @@
           <w:b w:val="0"/>
           <w:i w:val="0"/>
           <w:sz w:val="28"/>
+          <w:u w:val="none"/>
         </w:rPr>
         <w:tab/>
         <w:t>154</w:t>
@@ -2584,6 +2750,7 @@
           <w:b w:val="0"/>
           <w:i w:val="0"/>
           <w:sz w:val="28"/>
+          <w:u w:val="none"/>
         </w:rPr>
         <w:t>4.5 Experiment 3: Cross-Dataset Transferability on APTOS 2019 (H-4)</w:t>
       </w:r>
@@ -2593,6 +2760,7 @@
           <w:b w:val="0"/>
           <w:i w:val="0"/>
           <w:sz w:val="28"/>
+          <w:u w:val="none"/>
         </w:rPr>
         <w:tab/>
         <w:t>158</w:t>
@@ -2613,6 +2781,7 @@
           <w:b w:val="0"/>
           <w:i w:val="0"/>
           <w:sz w:val="28"/>
+          <w:u w:val="none"/>
         </w:rPr>
         <w:t>4.5.1 Zero-Shot Transfer to APTOS 2019</w:t>
       </w:r>
@@ -2622,6 +2791,7 @@
           <w:b w:val="0"/>
           <w:i w:val="0"/>
           <w:sz w:val="28"/>
+          <w:u w:val="none"/>
         </w:rPr>
         <w:tab/>
         <w:t>158</w:t>
@@ -2642,6 +2812,7 @@
           <w:b w:val="0"/>
           <w:i w:val="0"/>
           <w:sz w:val="28"/>
+          <w:u w:val="none"/>
         </w:rPr>
         <w:t>4.5.2 Baseline vs Pipeline Comparison</w:t>
       </w:r>
@@ -2651,6 +2822,7 @@
           <w:b w:val="0"/>
           <w:i w:val="0"/>
           <w:sz w:val="28"/>
+          <w:u w:val="none"/>
         </w:rPr>
         <w:tab/>
         <w:t>160</w:t>
@@ -2671,6 +2843,7 @@
           <w:b w:val="0"/>
           <w:i w:val="0"/>
           <w:sz w:val="28"/>
+          <w:u w:val="none"/>
         </w:rPr>
         <w:t>4.6 Experiment 4: Grad-CAM Explainability on IDRiD + Clinical (H-5)</w:t>
       </w:r>
@@ -2680,6 +2853,7 @@
           <w:b w:val="0"/>
           <w:i w:val="0"/>
           <w:sz w:val="28"/>
+          <w:u w:val="none"/>
         </w:rPr>
         <w:tab/>
         <w:t>162</w:t>
@@ -2700,6 +2874,7 @@
           <w:b w:val="0"/>
           <w:i w:val="0"/>
           <w:sz w:val="28"/>
+          <w:u w:val="none"/>
         </w:rPr>
         <w:t>4.6.1 Grad-CAM Generation Protocol</w:t>
       </w:r>
@@ -2709,6 +2884,7 @@
           <w:b w:val="0"/>
           <w:i w:val="0"/>
           <w:sz w:val="28"/>
+          <w:u w:val="none"/>
         </w:rPr>
         <w:tab/>
         <w:t>162</w:t>
@@ -2729,6 +2905,7 @@
           <w:b w:val="0"/>
           <w:i w:val="0"/>
           <w:sz w:val="28"/>
+          <w:u w:val="none"/>
         </w:rPr>
         <w:t>4.6.2 Quantitative ALO and IoU with IDRiD Lesion Masks</w:t>
       </w:r>
@@ -2738,6 +2915,7 @@
           <w:b w:val="0"/>
           <w:i w:val="0"/>
           <w:sz w:val="28"/>
+          <w:u w:val="none"/>
         </w:rPr>
         <w:tab/>
         <w:t>163</w:t>
@@ -2758,6 +2936,7 @@
           <w:b w:val="0"/>
           <w:i w:val="0"/>
           <w:sz w:val="28"/>
+          <w:u w:val="none"/>
         </w:rPr>
         <w:t>4.6.3 Per-Image Consistency of the Attention Effect and Limits of the Present Evidence</w:t>
       </w:r>
@@ -2767,6 +2946,7 @@
           <w:b w:val="0"/>
           <w:i w:val="0"/>
           <w:sz w:val="28"/>
+          <w:u w:val="none"/>
         </w:rPr>
         <w:tab/>
         <w:t>166</w:t>
@@ -2787,6 +2967,7 @@
           <w:b w:val="0"/>
           <w:i w:val="0"/>
           <w:sz w:val="28"/>
+          <w:u w:val="none"/>
         </w:rPr>
         <w:t>4.7 Experiment 5: External Clinical Performance on IDRiD + Messidor-2 (H-7)</w:t>
       </w:r>
@@ -2796,6 +2977,7 @@
           <w:b w:val="0"/>
           <w:i w:val="0"/>
           <w:sz w:val="28"/>
+          <w:u w:val="none"/>
         </w:rPr>
         <w:tab/>
         <w:t>167</w:t>
@@ -2816,6 +2998,7 @@
           <w:b w:val="0"/>
           <w:i w:val="0"/>
           <w:sz w:val="28"/>
+          <w:u w:val="none"/>
         </w:rPr>
         <w:t>4.8 Experiment 6: Device Domain Shift on DDR + ODIR-5K + RFMiD (H-6)</w:t>
       </w:r>
@@ -2825,6 +3008,7 @@
           <w:b w:val="0"/>
           <w:i w:val="0"/>
           <w:sz w:val="28"/>
+          <w:u w:val="none"/>
         </w:rPr>
         <w:tab/>
         <w:t>170</w:t>
@@ -2845,6 +3029,7 @@
           <w:b w:val="0"/>
           <w:i w:val="0"/>
           <w:sz w:val="28"/>
+          <w:u w:val="none"/>
         </w:rPr>
         <w:t>4.9 Experiment 7: Small Data Training (IDRiD → Clinical)</w:t>
       </w:r>
@@ -2854,6 +3039,7 @@
           <w:b w:val="0"/>
           <w:i w:val="0"/>
           <w:sz w:val="28"/>
+          <w:u w:val="none"/>
         </w:rPr>
         <w:tab/>
         <w:t>172</w:t>
@@ -2874,6 +3060,7 @@
           <w:b w:val="0"/>
           <w:i w:val="0"/>
           <w:sz w:val="28"/>
+          <w:u w:val="none"/>
         </w:rPr>
         <w:t>Conclusions to Chapter 4</w:t>
       </w:r>
@@ -2883,6 +3070,7 @@
           <w:b w:val="0"/>
           <w:i w:val="0"/>
           <w:sz w:val="28"/>
+          <w:u w:val="none"/>
         </w:rPr>
         <w:tab/>
         <w:t>174</w:t>
@@ -2903,6 +3091,7 @@
           <w:b/>
           <w:i w:val="0"/>
           <w:sz w:val="28"/>
+          <w:u w:val="none"/>
         </w:rPr>
         <w:t>5 RELIABILITY VALIDATION AND COMPARATIVE ANALYSIS</w:t>
       </w:r>
@@ -2912,6 +3101,7 @@
           <w:b/>
           <w:i w:val="0"/>
           <w:sz w:val="28"/>
+          <w:u w:val="none"/>
         </w:rPr>
         <w:tab/>
         <w:t>177</w:t>
@@ -2932,6 +3122,7 @@
           <w:b w:val="0"/>
           <w:i w:val="0"/>
           <w:sz w:val="28"/>
+          <w:u w:val="none"/>
         </w:rPr>
         <w:t>5.1 Explainability Results</w:t>
       </w:r>
@@ -2941,6 +3132,7 @@
           <w:b w:val="0"/>
           <w:i w:val="0"/>
           <w:sz w:val="28"/>
+          <w:u w:val="none"/>
         </w:rPr>
         <w:tab/>
         <w:t>177</w:t>
@@ -2961,6 +3153,7 @@
           <w:b w:val="0"/>
           <w:i w:val="0"/>
           <w:sz w:val="28"/>
+          <w:u w:val="none"/>
         </w:rPr>
         <w:t>5.2 Statistical Validation</w:t>
       </w:r>
@@ -2970,6 +3163,7 @@
           <w:b w:val="0"/>
           <w:i w:val="0"/>
           <w:sz w:val="28"/>
+          <w:u w:val="none"/>
         </w:rPr>
         <w:tab/>
         <w:t>180</w:t>
@@ -2990,6 +3184,7 @@
           <w:b w:val="0"/>
           <w:i w:val="0"/>
           <w:sz w:val="28"/>
+          <w:u w:val="none"/>
         </w:rPr>
         <w:t>5.2.1 Bootstrap Confidence Intervals and Mixed-Effects Model</w:t>
       </w:r>
@@ -2999,6 +3194,7 @@
           <w:b w:val="0"/>
           <w:i w:val="0"/>
           <w:sz w:val="28"/>
+          <w:u w:val="none"/>
         </w:rPr>
         <w:tab/>
         <w:t>180</w:t>
@@ -3019,6 +3215,7 @@
           <w:b w:val="0"/>
           <w:i w:val="0"/>
           <w:sz w:val="28"/>
+          <w:u w:val="none"/>
         </w:rPr>
         <w:t>5.2.2 Final Claim Strength Classifications</w:t>
       </w:r>
@@ -3028,6 +3225,7 @@
           <w:b w:val="0"/>
           <w:i w:val="0"/>
           <w:sz w:val="28"/>
+          <w:u w:val="none"/>
         </w:rPr>
         <w:tab/>
         <w:t>183</w:t>
@@ -3048,6 +3246,7 @@
           <w:b w:val="0"/>
           <w:i w:val="0"/>
           <w:sz w:val="28"/>
+          <w:u w:val="none"/>
         </w:rPr>
         <w:t>5.3 Comparative Analysis with Published Systems</w:t>
       </w:r>
@@ -3057,6 +3256,7 @@
           <w:b w:val="0"/>
           <w:i w:val="0"/>
           <w:sz w:val="28"/>
+          <w:u w:val="none"/>
         </w:rPr>
         <w:tab/>
         <w:t>188</w:t>
@@ -3077,6 +3277,7 @@
           <w:b w:val="0"/>
           <w:i w:val="0"/>
           <w:sz w:val="28"/>
+          <w:u w:val="none"/>
         </w:rPr>
         <w:t>5.3.1 Benchmarking Against Published Results: IDx-DR, EyeNuk, DeepMind</w:t>
       </w:r>
@@ -3086,6 +3287,7 @@
           <w:b w:val="0"/>
           <w:i w:val="0"/>
           <w:sz w:val="28"/>
+          <w:u w:val="none"/>
         </w:rPr>
         <w:tab/>
         <w:t>188</w:t>
@@ -3106,6 +3308,7 @@
           <w:b w:val="0"/>
           <w:i w:val="0"/>
           <w:sz w:val="28"/>
+          <w:u w:val="none"/>
         </w:rPr>
         <w:t>5.3.2 Performance–Complexity Trade-Off Analysis</w:t>
       </w:r>
@@ -3115,6 +3318,7 @@
           <w:b w:val="0"/>
           <w:i w:val="0"/>
           <w:sz w:val="28"/>
+          <w:u w:val="none"/>
         </w:rPr>
         <w:tab/>
         <w:t>191</w:t>
@@ -3135,6 +3339,7 @@
           <w:b w:val="0"/>
           <w:i w:val="0"/>
           <w:sz w:val="28"/>
+          <w:u w:val="none"/>
         </w:rPr>
         <w:t>5.4 Limitations and Boundary Conditions of the Proposed Approach</w:t>
       </w:r>
@@ -3144,6 +3349,7 @@
           <w:b w:val="0"/>
           <w:i w:val="0"/>
           <w:sz w:val="28"/>
+          <w:u w:val="none"/>
         </w:rPr>
         <w:tab/>
         <w:t>193</w:t>
@@ -3164,6 +3370,7 @@
           <w:b w:val="0"/>
           <w:i w:val="0"/>
           <w:sz w:val="28"/>
+          <w:u w:val="none"/>
         </w:rPr>
         <w:t>Conclusions to Chapter 5</w:t>
       </w:r>
@@ -3173,6 +3380,7 @@
           <w:b w:val="0"/>
           <w:i w:val="0"/>
           <w:sz w:val="28"/>
+          <w:u w:val="none"/>
         </w:rPr>
         <w:tab/>
         <w:t>197</w:t>
@@ -3193,6 +3401,7 @@
           <w:b/>
           <w:i w:val="0"/>
           <w:sz w:val="28"/>
+          <w:u w:val="none"/>
         </w:rPr>
         <w:t>6 ARCHITECTURE OF AN AUTOMATED DR SCREENING SYSTEM FOR RESOURCE-LIMITED ENVIRONMENTS</w:t>
       </w:r>
@@ -3202,6 +3411,7 @@
           <w:b/>
           <w:i w:val="0"/>
           <w:sz w:val="28"/>
+          <w:u w:val="none"/>
         </w:rPr>
         <w:tab/>
         <w:t>198</w:t>
@@ -3222,6 +3432,7 @@
           <w:b w:val="0"/>
           <w:i w:val="0"/>
           <w:sz w:val="28"/>
+          <w:u w:val="none"/>
         </w:rPr>
         <w:t>6.1 System Requirements and Design Principles</w:t>
       </w:r>
@@ -3231,6 +3442,7 @@
           <w:b w:val="0"/>
           <w:i w:val="0"/>
           <w:sz w:val="28"/>
+          <w:u w:val="none"/>
         </w:rPr>
         <w:tab/>
         <w:t>198</w:t>
@@ -3251,6 +3463,7 @@
           <w:b w:val="0"/>
           <w:i w:val="0"/>
           <w:sz w:val="28"/>
+          <w:u w:val="none"/>
         </w:rPr>
         <w:t>6.1.1 Functional and Non-Functional Requirements Specification</w:t>
       </w:r>
@@ -3260,6 +3473,7 @@
           <w:b w:val="0"/>
           <w:i w:val="0"/>
           <w:sz w:val="28"/>
+          <w:u w:val="none"/>
         </w:rPr>
         <w:tab/>
         <w:t>198</w:t>
@@ -3280,6 +3494,7 @@
           <w:b w:val="0"/>
           <w:i w:val="0"/>
           <w:sz w:val="28"/>
+          <w:u w:val="none"/>
         </w:rPr>
         <w:t>6.1.2 Modular Architecture with PACS and EHR Integration</w:t>
       </w:r>
@@ -3289,6 +3504,7 @@
           <w:b w:val="0"/>
           <w:i w:val="0"/>
           <w:sz w:val="28"/>
+          <w:u w:val="none"/>
         </w:rPr>
         <w:tab/>
         <w:t>202</w:t>
@@ -3309,6 +3525,7 @@
           <w:b w:val="0"/>
           <w:i w:val="0"/>
           <w:sz w:val="28"/>
+          <w:u w:val="none"/>
         </w:rPr>
         <w:t>6.2 AI Processing Module Design</w:t>
       </w:r>
@@ -3318,6 +3535,7 @@
           <w:b w:val="0"/>
           <w:i w:val="0"/>
           <w:sz w:val="28"/>
+          <w:u w:val="none"/>
         </w:rPr>
         <w:tab/>
         <w:t>206</w:t>
@@ -3338,6 +3556,7 @@
           <w:b w:val="0"/>
           <w:i w:val="0"/>
           <w:sz w:val="28"/>
+          <w:u w:val="none"/>
         </w:rPr>
         <w:t>6.2.1 Preprocessing Engine with Configurable Pipeline</w:t>
       </w:r>
@@ -3347,6 +3566,7 @@
           <w:b w:val="0"/>
           <w:i w:val="0"/>
           <w:sz w:val="28"/>
+          <w:u w:val="none"/>
         </w:rPr>
         <w:tab/>
         <w:t>206</w:t>
@@ -3367,6 +3587,7 @@
           <w:b w:val="0"/>
           <w:i w:val="0"/>
           <w:sz w:val="28"/>
+          <w:u w:val="none"/>
         </w:rPr>
         <w:t>6.2.2 Inference Module with Model Selection Logic</w:t>
       </w:r>
@@ -3376,6 +3597,7 @@
           <w:b w:val="0"/>
           <w:i w:val="0"/>
           <w:sz w:val="28"/>
+          <w:u w:val="none"/>
         </w:rPr>
         <w:tab/>
         <w:t>208</w:t>
@@ -3396,6 +3618,7 @@
           <w:b w:val="0"/>
           <w:i w:val="0"/>
           <w:sz w:val="28"/>
+          <w:u w:val="none"/>
         </w:rPr>
         <w:t>6.3 Clinical Workflow Integration</w:t>
       </w:r>
@@ -3405,6 +3628,7 @@
           <w:b w:val="0"/>
           <w:i w:val="0"/>
           <w:sz w:val="28"/>
+          <w:u w:val="none"/>
         </w:rPr>
         <w:tab/>
         <w:t>210</w:t>
@@ -3425,6 +3649,7 @@
           <w:b w:val="0"/>
           <w:i w:val="0"/>
           <w:sz w:val="28"/>
+          <w:u w:val="none"/>
         </w:rPr>
         <w:t>6.3.1 Telemedicine and Portable Device Support for Rural Deployment</w:t>
       </w:r>
@@ -3434,6 +3659,7 @@
           <w:b w:val="0"/>
           <w:i w:val="0"/>
           <w:sz w:val="28"/>
+          <w:u w:val="none"/>
         </w:rPr>
         <w:tab/>
         <w:t>210</w:t>
@@ -3454,6 +3680,7 @@
           <w:b w:val="0"/>
           <w:i w:val="0"/>
           <w:sz w:val="28"/>
+          <w:u w:val="none"/>
         </w:rPr>
         <w:t>6.3.1.1 Deployment in distributed telemedicine systems</w:t>
       </w:r>
@@ -3463,6 +3690,7 @@
           <w:b w:val="0"/>
           <w:i w:val="0"/>
           <w:sz w:val="28"/>
+          <w:u w:val="none"/>
         </w:rPr>
         <w:tab/>
         <w:t>211</w:t>
@@ -3483,6 +3711,7 @@
           <w:b w:val="0"/>
           <w:i w:val="0"/>
           <w:sz w:val="28"/>
+          <w:u w:val="none"/>
         </w:rPr>
         <w:t>6.3.1.2 Integration with national eHealth platforms</w:t>
       </w:r>
@@ -3492,6 +3721,7 @@
           <w:b w:val="0"/>
           <w:i w:val="0"/>
           <w:sz w:val="28"/>
+          <w:u w:val="none"/>
         </w:rPr>
         <w:tab/>
         <w:t>211</w:t>
@@ -3512,6 +3742,7 @@
           <w:b w:val="0"/>
           <w:i w:val="0"/>
           <w:sz w:val="28"/>
+          <w:u w:val="none"/>
         </w:rPr>
         <w:t>6.3.1.3 Real-time remote DR screening in low-resource regions</w:t>
       </w:r>
@@ -3521,6 +3752,7 @@
           <w:b w:val="0"/>
           <w:i w:val="0"/>
           <w:sz w:val="28"/>
+          <w:u w:val="none"/>
         </w:rPr>
         <w:tab/>
         <w:t>212</w:t>
@@ -3541,6 +3773,7 @@
           <w:b w:val="0"/>
           <w:i w:val="0"/>
           <w:sz w:val="28"/>
+          <w:u w:val="none"/>
         </w:rPr>
         <w:t>6.3.2 Physician-in-the-Loop Decision Support Interface</w:t>
       </w:r>
@@ -3550,6 +3783,7 @@
           <w:b w:val="0"/>
           <w:i w:val="0"/>
           <w:sz w:val="28"/>
+          <w:u w:val="none"/>
         </w:rPr>
         <w:tab/>
         <w:t>213</w:t>
@@ -3570,6 +3804,7 @@
           <w:b w:val="0"/>
           <w:i w:val="0"/>
           <w:sz w:val="28"/>
+          <w:u w:val="none"/>
         </w:rPr>
         <w:t>6.4 Data Security and Regulatory Compliance Framework</w:t>
       </w:r>
@@ -3579,6 +3814,7 @@
           <w:b w:val="0"/>
           <w:i w:val="0"/>
           <w:sz w:val="28"/>
+          <w:u w:val="none"/>
         </w:rPr>
         <w:tab/>
         <w:t>214</w:t>
@@ -3599,6 +3835,7 @@
           <w:b w:val="0"/>
           <w:i w:val="0"/>
           <w:sz w:val="28"/>
+          <w:u w:val="none"/>
         </w:rPr>
         <w:t>6.4.1 GDPR/HIPAA-Aligned Data Management Protocols</w:t>
       </w:r>
@@ -3608,6 +3845,7 @@
           <w:b w:val="0"/>
           <w:i w:val="0"/>
           <w:sz w:val="28"/>
+          <w:u w:val="none"/>
         </w:rPr>
         <w:tab/>
         <w:t>214</w:t>
@@ -3628,6 +3866,7 @@
           <w:b w:val="0"/>
           <w:i w:val="0"/>
           <w:sz w:val="28"/>
+          <w:u w:val="none"/>
         </w:rPr>
         <w:t>6.4.2 Applicability to Kazakhstan Healthcare Infrastructure</w:t>
       </w:r>
@@ -3637,6 +3876,7 @@
           <w:b w:val="0"/>
           <w:i w:val="0"/>
           <w:sz w:val="28"/>
+          <w:u w:val="none"/>
         </w:rPr>
         <w:tab/>
         <w:t>216</w:t>
@@ -3657,6 +3897,7 @@
           <w:b w:val="0"/>
           <w:i w:val="0"/>
           <w:sz w:val="28"/>
+          <w:u w:val="none"/>
         </w:rPr>
         <w:t>Conclusions to Chapter 6</w:t>
       </w:r>
@@ -3666,6 +3907,7 @@
           <w:b w:val="0"/>
           <w:i w:val="0"/>
           <w:sz w:val="28"/>
+          <w:u w:val="none"/>
         </w:rPr>
         <w:tab/>
         <w:t>217</w:t>
@@ -3686,6 +3928,7 @@
           <w:b/>
           <w:i w:val="0"/>
           <w:sz w:val="28"/>
+          <w:u w:val="none"/>
         </w:rPr>
         <w:t>CONCLUSION</w:t>
       </w:r>
@@ -3695,6 +3938,7 @@
           <w:b/>
           <w:i w:val="0"/>
           <w:sz w:val="28"/>
+          <w:u w:val="none"/>
         </w:rPr>
         <w:tab/>
         <w:t>218</w:t>
@@ -3715,6 +3959,7 @@
           <w:b/>
           <w:i w:val="0"/>
           <w:sz w:val="28"/>
+          <w:u w:val="none"/>
         </w:rPr>
         <w:t>LIST OF REFERENCES USED</w:t>
       </w:r>
@@ -3724,6 +3969,7 @@
           <w:b/>
           <w:i w:val="0"/>
           <w:sz w:val="28"/>
+          <w:u w:val="none"/>
         </w:rPr>
         <w:tab/>
         <w:t>221</w:t>
@@ -3744,6 +3990,7 @@
           <w:b/>
           <w:i w:val="0"/>
           <w:sz w:val="28"/>
+          <w:u w:val="none"/>
         </w:rPr>
         <w:t>APPENDIX A</w:t>
       </w:r>
@@ -3753,6 +4000,7 @@
           <w:b/>
           <w:i w:val="0"/>
           <w:sz w:val="28"/>
+          <w:u w:val="none"/>
         </w:rPr>
         <w:tab/>
         <w:t>230</w:t>
@@ -3773,6 +4021,7 @@
           <w:b/>
           <w:i w:val="0"/>
           <w:sz w:val="28"/>
+          <w:u w:val="none"/>
         </w:rPr>
         <w:t>APPENDIX B</w:t>
       </w:r>
@@ -3782,6 +4031,7 @@
           <w:b/>
           <w:i w:val="0"/>
           <w:sz w:val="28"/>
+          <w:u w:val="none"/>
         </w:rPr>
         <w:tab/>
         <w:t>234</w:t>
@@ -3802,6 +4052,7 @@
           <w:b/>
           <w:i w:val="0"/>
           <w:sz w:val="28"/>
+          <w:u w:val="none"/>
         </w:rPr>
         <w:t>APPENDIX C</w:t>
       </w:r>
@@ -3811,6 +4062,7 @@
           <w:b/>
           <w:i w:val="0"/>
           <w:sz w:val="28"/>
+          <w:u w:val="none"/>
         </w:rPr>
         <w:tab/>
         <w:t>239</w:t>
@@ -3831,6 +4083,7 @@
           <w:b/>
           <w:i w:val="0"/>
           <w:sz w:val="28"/>
+          <w:u w:val="none"/>
         </w:rPr>
         <w:t>APPENDIX D</w:t>
       </w:r>
@@ -3840,6 +4093,7 @@
           <w:b/>
           <w:i w:val="0"/>
           <w:sz w:val="28"/>
+          <w:u w:val="none"/>
         </w:rPr>
         <w:tab/>
         <w:t>244</w:t>
@@ -3860,6 +4114,7 @@
           <w:b/>
           <w:i w:val="0"/>
           <w:sz w:val="28"/>
+          <w:u w:val="none"/>
         </w:rPr>
         <w:t>APPENDIX E</w:t>
       </w:r>
@@ -3869,6 +4124,7 @@
           <w:b/>
           <w:i w:val="0"/>
           <w:sz w:val="28"/>
+          <w:u w:val="none"/>
         </w:rPr>
         <w:tab/>
         <w:t>252</w:t>
@@ -3889,6 +4145,7 @@
           <w:b/>
           <w:i w:val="0"/>
           <w:sz w:val="28"/>
+          <w:u w:val="none"/>
         </w:rPr>
         <w:t>APPENDIX F</w:t>
       </w:r>
@@ -3898,6 +4155,7 @@
           <w:b/>
           <w:i w:val="0"/>
           <w:sz w:val="28"/>
+          <w:u w:val="none"/>
         </w:rPr>
         <w:tab/>
         <w:t>267</w:t>
@@ -3920,6 +4178,7 @@
           <w:b/>
           <w:i w:val="0"/>
           <w:sz w:val="32"/>
+          <w:u w:val="none"/>
         </w:rPr>
         <w:t>NORMATIVE REFERENCES</w:t>
       </w:r>
@@ -3935,6 +4194,7 @@
           <w:b w:val="0"/>
           <w:i w:val="0"/>
           <w:sz w:val="28"/>
+          <w:u w:val="none"/>
         </w:rPr>
         <w:t>This thesis uses references to the following standards:</w:t>
       </w:r>
@@ -3950,6 +4210,7 @@
           <w:b w:val="0"/>
           <w:i w:val="0"/>
           <w:sz w:val="28"/>
+          <w:u w:val="none"/>
         </w:rPr>
         <w:t>Instructions for the preparation of a thesis and an abstract, Higher Attestation Commission of the Ministry of Education and Science of the Republic of Kazakhstan dated September 28, 2004 No. 377-3y.</w:t>
       </w:r>
@@ -3965,6 +4226,7 @@
           <w:b w:val="0"/>
           <w:i w:val="0"/>
           <w:sz w:val="28"/>
+          <w:u w:val="none"/>
         </w:rPr>
         <w:t>GOST 7.32-2001. Report on research work. Structure and design rules.</w:t>
       </w:r>
@@ -3980,6 +4242,7 @@
           <w:b w:val="0"/>
           <w:i w:val="0"/>
           <w:sz w:val="28"/>
+          <w:u w:val="none"/>
         </w:rPr>
         <w:t>GOST 7.1-2003. Bibliographic record. Bibliographic description. General requirements and rules of compilation.</w:t>
       </w:r>
@@ -3995,6 +4258,7 @@
           <w:b w:val="0"/>
           <w:i w:val="0"/>
           <w:sz w:val="28"/>
+          <w:u w:val="none"/>
         </w:rPr>
         <w:t>ST RK 34.005-2002. Information Technology. Basic terms and definitions (first edition).</w:t>
       </w:r>
@@ -4010,6 +4274,7 @@
           <w:b w:val="0"/>
           <w:i w:val="0"/>
           <w:sz w:val="28"/>
+          <w:u w:val="none"/>
         </w:rPr>
         <w:t>ST RK 34.015-2002. Information Technology. Set of standards for automated systems. Terms of reference for creating an IS (first edition).</w:t>
       </w:r>
@@ -4025,6 +4290,7 @@
           <w:b w:val="0"/>
           <w:i w:val="0"/>
           <w:sz w:val="28"/>
+          <w:u w:val="none"/>
         </w:rPr>
         <w:t>ST RK 34.027-2006. Information Technologies. Classification of software tools (first edition).</w:t>
       </w:r>
@@ -4040,6 +4306,7 @@
           <w:b w:val="0"/>
           <w:i w:val="0"/>
           <w:sz w:val="28"/>
+          <w:u w:val="none"/>
         </w:rPr>
         <w:t>ST RK 34.014-2002. Information Technology. A set of standards for automated systems. Automated systems. Terms and definitions.</w:t>
       </w:r>
@@ -4061,6 +4328,7 @@
           <w:b/>
           <w:i w:val="0"/>
           <w:sz w:val="32"/>
+          <w:u w:val="none"/>
         </w:rPr>
         <w:t>DESIGNATIONS AND ABBREVIATIONS</w:t>
       </w:r>
@@ -4091,6 +4359,7 @@
                 <w:b w:val="0"/>
                 <w:i w:val="0"/>
                 <w:sz w:val="28"/>
+                <w:u w:val="none"/>
               </w:rPr>
               <w:t>AI</w:t>
             </w:r>
@@ -4111,6 +4380,7 @@
                 <w:b w:val="0"/>
                 <w:i w:val="0"/>
                 <w:sz w:val="28"/>
+                <w:u w:val="none"/>
               </w:rPr>
               <w:t>Artificial Intelligence</w:t>
             </w:r>
@@ -4133,6 +4403,7 @@
                 <w:b w:val="0"/>
                 <w:i w:val="0"/>
                 <w:sz w:val="28"/>
+                <w:u w:val="none"/>
               </w:rPr>
               <w:t>ALO</w:t>
             </w:r>
@@ -4153,6 +4424,7 @@
                 <w:b w:val="0"/>
                 <w:i w:val="0"/>
                 <w:sz w:val="28"/>
+                <w:u w:val="none"/>
               </w:rPr>
               <w:t>Attention–Lesion Overlap (explainability metric)</w:t>
             </w:r>
@@ -4175,6 +4447,7 @@
                 <w:b w:val="0"/>
                 <w:i w:val="0"/>
                 <w:sz w:val="28"/>
+                <w:u w:val="none"/>
               </w:rPr>
               <w:t>APTOS</w:t>
             </w:r>
@@ -4195,6 +4468,7 @@
                 <w:b w:val="0"/>
                 <w:i w:val="0"/>
                 <w:sz w:val="28"/>
+                <w:u w:val="none"/>
               </w:rPr>
               <w:t>Asia Pacific Tele-Ophthalmology Society (2019 Blindness Detection dataset)</w:t>
             </w:r>
@@ -4217,6 +4491,7 @@
                 <w:b w:val="0"/>
                 <w:i w:val="0"/>
                 <w:sz w:val="28"/>
+                <w:u w:val="none"/>
               </w:rPr>
               <w:t>AUC</w:t>
             </w:r>
@@ -4237,6 +4512,7 @@
                 <w:b w:val="0"/>
                 <w:i w:val="0"/>
                 <w:sz w:val="28"/>
+                <w:u w:val="none"/>
               </w:rPr>
               <w:t>Area Under the Curve</w:t>
             </w:r>
@@ -4259,6 +4535,7 @@
                 <w:b w:val="0"/>
                 <w:i w:val="0"/>
                 <w:sz w:val="28"/>
+                <w:u w:val="none"/>
               </w:rPr>
               <w:t>BYOL</w:t>
             </w:r>
@@ -4279,6 +4556,7 @@
                 <w:b w:val="0"/>
                 <w:i w:val="0"/>
                 <w:sz w:val="28"/>
+                <w:u w:val="none"/>
               </w:rPr>
               <w:t>Bootstrap Your Own Latent (self-supervised learning method)</w:t>
             </w:r>
@@ -4301,6 +4579,7 @@
                 <w:b w:val="0"/>
                 <w:i w:val="0"/>
                 <w:sz w:val="28"/>
+                <w:u w:val="none"/>
               </w:rPr>
               <w:t>CAM</w:t>
             </w:r>
@@ -4321,6 +4600,7 @@
                 <w:b w:val="0"/>
                 <w:i w:val="0"/>
                 <w:sz w:val="28"/>
+                <w:u w:val="none"/>
               </w:rPr>
               <w:t>Class Activation Mapping</w:t>
             </w:r>
@@ -4343,6 +4623,7 @@
                 <w:b w:val="0"/>
                 <w:i w:val="0"/>
                 <w:sz w:val="28"/>
+                <w:u w:val="none"/>
               </w:rPr>
               <w:t>CFC-n</w:t>
             </w:r>
@@ -4363,6 +4644,7 @@
                 <w:b w:val="0"/>
                 <w:i w:val="0"/>
                 <w:sz w:val="28"/>
+                <w:u w:val="none"/>
               </w:rPr>
               <w:t>Claim Formulation Constraint n — a rule governing the form a claim may take; the CFC-2 series enumerates claim types this dissertation forbids itself</w:t>
             </w:r>
@@ -4385,6 +4667,7 @@
                 <w:b w:val="0"/>
                 <w:i w:val="0"/>
                 <w:sz w:val="28"/>
+                <w:u w:val="none"/>
               </w:rPr>
               <w:t>CLAHE</w:t>
             </w:r>
@@ -4405,6 +4688,7 @@
                 <w:b w:val="0"/>
                 <w:i w:val="0"/>
                 <w:sz w:val="28"/>
+                <w:u w:val="none"/>
               </w:rPr>
               <w:t>Contrast-Limited Adaptive Histogram Equalization</w:t>
             </w:r>
@@ -4427,6 +4711,7 @@
                 <w:b w:val="0"/>
                 <w:i w:val="0"/>
                 <w:sz w:val="28"/>
+                <w:u w:val="none"/>
               </w:rPr>
               <w:t>CNN</w:t>
             </w:r>
@@ -4447,6 +4732,7 @@
                 <w:b w:val="0"/>
                 <w:i w:val="0"/>
                 <w:sz w:val="28"/>
+                <w:u w:val="none"/>
               </w:rPr>
               <w:t>Convolutional Neural Network</w:t>
             </w:r>
@@ -4469,6 +4755,7 @@
                 <w:b w:val="0"/>
                 <w:i w:val="0"/>
                 <w:sz w:val="28"/>
+                <w:u w:val="none"/>
               </w:rPr>
               <w:t>CNR</w:t>
             </w:r>
@@ -4489,6 +4776,7 @@
                 <w:b w:val="0"/>
                 <w:i w:val="0"/>
                 <w:sz w:val="28"/>
+                <w:u w:val="none"/>
               </w:rPr>
               <w:t>Contrast-to-Noise Ratio</w:t>
             </w:r>
@@ -4511,6 +4799,7 @@
                 <w:b w:val="0"/>
                 <w:i w:val="0"/>
                 <w:sz w:val="28"/>
+                <w:u w:val="none"/>
               </w:rPr>
               <w:t>DDR</w:t>
             </w:r>
@@ -4531,6 +4820,7 @@
                 <w:b w:val="0"/>
                 <w:i w:val="0"/>
                 <w:sz w:val="28"/>
+                <w:u w:val="none"/>
               </w:rPr>
               <w:t>Diabetic Retinopathy grading dataset (DDR)</w:t>
             </w:r>
@@ -4553,6 +4843,7 @@
                 <w:b w:val="0"/>
                 <w:i w:val="0"/>
                 <w:sz w:val="28"/>
+                <w:u w:val="none"/>
               </w:rPr>
               <w:t>DGL-n</w:t>
             </w:r>
@@ -4573,6 +4864,7 @@
                 <w:b w:val="0"/>
                 <w:i w:val="0"/>
                 <w:sz w:val="28"/>
+                <w:u w:val="none"/>
               </w:rPr>
               <w:t>Deployment and Generalization Limitation n — a bound on how far a result may be carried beyond the conditions under which it was obtained</w:t>
             </w:r>
@@ -4595,6 +4887,7 @@
                 <w:b w:val="0"/>
                 <w:i w:val="0"/>
                 <w:sz w:val="28"/>
+                <w:u w:val="none"/>
               </w:rPr>
               <w:t>DINO</w:t>
             </w:r>
@@ -4615,6 +4908,7 @@
                 <w:b w:val="0"/>
                 <w:i w:val="0"/>
                 <w:sz w:val="28"/>
+                <w:u w:val="none"/>
               </w:rPr>
               <w:t>self-Distillation with No labels (self-supervised learning method)</w:t>
             </w:r>
@@ -4637,6 +4931,7 @@
                 <w:b w:val="0"/>
                 <w:i w:val="0"/>
                 <w:sz w:val="28"/>
+                <w:u w:val="none"/>
               </w:rPr>
               <w:t>DR</w:t>
             </w:r>
@@ -4657,6 +4952,7 @@
                 <w:b w:val="0"/>
                 <w:i w:val="0"/>
                 <w:sz w:val="28"/>
+                <w:u w:val="none"/>
               </w:rPr>
               <w:t>Diabetic Retinopathy</w:t>
             </w:r>
@@ -4679,6 +4975,7 @@
                 <w:b w:val="0"/>
                 <w:i w:val="0"/>
                 <w:sz w:val="28"/>
+                <w:u w:val="none"/>
               </w:rPr>
               <w:t>ECE</w:t>
             </w:r>
@@ -4699,6 +4996,7 @@
                 <w:b w:val="0"/>
                 <w:i w:val="0"/>
                 <w:sz w:val="28"/>
+                <w:u w:val="none"/>
               </w:rPr>
               <w:t>Expected Calibration Error</w:t>
             </w:r>
@@ -4721,6 +5019,7 @@
                 <w:b w:val="0"/>
                 <w:i w:val="0"/>
                 <w:sz w:val="28"/>
+                <w:u w:val="none"/>
               </w:rPr>
               <w:t>EH-n</w:t>
             </w:r>
@@ -4741,6 +5040,7 @@
                 <w:b w:val="0"/>
                 <w:i w:val="0"/>
                 <w:sz w:val="28"/>
+                <w:u w:val="none"/>
               </w:rPr>
               <w:t>Evidence Hierarchy rule n — the ranking of metrics by evidentiary weight, and the criteria a result must meet before it counts as decisive</w:t>
             </w:r>
@@ -4763,6 +5063,7 @@
                 <w:b w:val="0"/>
                 <w:i w:val="0"/>
                 <w:sz w:val="28"/>
+                <w:u w:val="none"/>
               </w:rPr>
               <w:t>EHR</w:t>
             </w:r>
@@ -4783,6 +5084,7 @@
                 <w:b w:val="0"/>
                 <w:i w:val="0"/>
                 <w:sz w:val="28"/>
+                <w:u w:val="none"/>
               </w:rPr>
               <w:t>Electronic Health Record</w:t>
             </w:r>
@@ -4805,6 +5107,7 @@
                 <w:b w:val="0"/>
                 <w:i w:val="0"/>
                 <w:sz w:val="28"/>
+                <w:u w:val="none"/>
               </w:rPr>
               <w:t>EMD</w:t>
             </w:r>
@@ -4825,6 +5128,7 @@
                 <w:b w:val="0"/>
                 <w:i w:val="0"/>
                 <w:sz w:val="28"/>
+                <w:u w:val="none"/>
               </w:rPr>
               <w:t>Earth Mover's Distance</w:t>
             </w:r>
@@ -4847,6 +5151,7 @@
                 <w:b w:val="0"/>
                 <w:i w:val="0"/>
                 <w:sz w:val="28"/>
+                <w:u w:val="none"/>
               </w:rPr>
               <w:t>EyePACS</w:t>
             </w:r>
@@ -4867,6 +5172,7 @@
                 <w:b w:val="0"/>
                 <w:i w:val="0"/>
                 <w:sz w:val="28"/>
+                <w:u w:val="none"/>
               </w:rPr>
               <w:t>Eye Picture Archive Communication System (diabetic-retinopathy dataset)</w:t>
             </w:r>
@@ -4889,6 +5195,7 @@
                 <w:b w:val="0"/>
                 <w:i w:val="0"/>
                 <w:sz w:val="28"/>
+                <w:u w:val="none"/>
               </w:rPr>
               <w:t>FOV</w:t>
             </w:r>
@@ -4909,6 +5216,7 @@
                 <w:b w:val="0"/>
                 <w:i w:val="0"/>
                 <w:sz w:val="28"/>
+                <w:u w:val="none"/>
               </w:rPr>
               <w:t>Field of View</w:t>
             </w:r>
@@ -4931,6 +5239,7 @@
                 <w:b w:val="0"/>
                 <w:i w:val="0"/>
                 <w:sz w:val="28"/>
+                <w:u w:val="none"/>
               </w:rPr>
               <w:t>GDPR</w:t>
             </w:r>
@@ -4951,6 +5260,7 @@
                 <w:b w:val="0"/>
                 <w:i w:val="0"/>
                 <w:sz w:val="28"/>
+                <w:u w:val="none"/>
               </w:rPr>
               <w:t>General Data Protection Regulation</w:t>
             </w:r>
@@ -4973,6 +5283,7 @@
                 <w:b w:val="0"/>
                 <w:i w:val="0"/>
                 <w:sz w:val="28"/>
+                <w:u w:val="none"/>
               </w:rPr>
               <w:t>Grad-CAM</w:t>
             </w:r>
@@ -4993,6 +5304,7 @@
                 <w:b w:val="0"/>
                 <w:i w:val="0"/>
                 <w:sz w:val="28"/>
+                <w:u w:val="none"/>
               </w:rPr>
               <w:t>Gradient-weighted Class Activation Mapping</w:t>
             </w:r>
@@ -5015,6 +5327,7 @@
                 <w:b w:val="0"/>
                 <w:i w:val="0"/>
                 <w:sz w:val="28"/>
+                <w:u w:val="none"/>
               </w:rPr>
               <w:t>HIPAA</w:t>
             </w:r>
@@ -5035,6 +5348,7 @@
                 <w:b w:val="0"/>
                 <w:i w:val="0"/>
                 <w:sz w:val="28"/>
+                <w:u w:val="none"/>
               </w:rPr>
               <w:t>Health Insurance Portability and Accountability Act</w:t>
             </w:r>
@@ -5057,6 +5371,7 @@
                 <w:b w:val="0"/>
                 <w:i w:val="0"/>
                 <w:sz w:val="28"/>
+                <w:u w:val="none"/>
               </w:rPr>
               <w:t>IDRiD</w:t>
             </w:r>
@@ -5077,6 +5392,7 @@
                 <w:b w:val="0"/>
                 <w:i w:val="0"/>
                 <w:sz w:val="28"/>
+                <w:u w:val="none"/>
               </w:rPr>
               <w:t>Indian Diabetic Retinopathy Image Dataset</w:t>
             </w:r>
@@ -5099,6 +5415,7 @@
                 <w:b w:val="0"/>
                 <w:i w:val="0"/>
                 <w:sz w:val="28"/>
+                <w:u w:val="none"/>
               </w:rPr>
               <w:t>IoU</w:t>
             </w:r>
@@ -5119,6 +5436,7 @@
                 <w:b w:val="0"/>
                 <w:i w:val="0"/>
                 <w:sz w:val="28"/>
+                <w:u w:val="none"/>
               </w:rPr>
               <w:t>Intersection over Union</w:t>
             </w:r>
@@ -5141,6 +5459,7 @@
                 <w:b w:val="0"/>
                 <w:i w:val="0"/>
                 <w:sz w:val="28"/>
+                <w:u w:val="none"/>
               </w:rPr>
               <w:t>KL</w:t>
             </w:r>
@@ -5161,6 +5480,7 @@
                 <w:b w:val="0"/>
                 <w:i w:val="0"/>
                 <w:sz w:val="28"/>
+                <w:u w:val="none"/>
               </w:rPr>
               <w:t>Kullback–Leibler divergence</w:t>
             </w:r>
@@ -5183,6 +5503,7 @@
                 <w:b w:val="0"/>
                 <w:i w:val="0"/>
                 <w:sz w:val="28"/>
+                <w:u w:val="none"/>
               </w:rPr>
               <w:t>LAB</w:t>
             </w:r>
@@ -5203,6 +5524,7 @@
                 <w:b w:val="0"/>
                 <w:i w:val="0"/>
                 <w:sz w:val="28"/>
+                <w:u w:val="none"/>
               </w:rPr>
               <w:t>CIELAB colour space</w:t>
             </w:r>
@@ -5225,6 +5547,7 @@
                 <w:b w:val="0"/>
                 <w:i w:val="0"/>
                 <w:sz w:val="28"/>
+                <w:u w:val="none"/>
               </w:rPr>
               <w:t>MLP</w:t>
             </w:r>
@@ -5245,6 +5568,7 @@
                 <w:b w:val="0"/>
                 <w:i w:val="0"/>
                 <w:sz w:val="28"/>
+                <w:u w:val="none"/>
               </w:rPr>
               <w:t>Multilayer Perceptron</w:t>
             </w:r>
@@ -5267,6 +5591,7 @@
                 <w:b w:val="0"/>
                 <w:i w:val="0"/>
                 <w:sz w:val="28"/>
+                <w:u w:val="none"/>
               </w:rPr>
               <w:t>MoCo</w:t>
             </w:r>
@@ -5287,6 +5612,7 @@
                 <w:b w:val="0"/>
                 <w:i w:val="0"/>
                 <w:sz w:val="28"/>
+                <w:u w:val="none"/>
               </w:rPr>
               <w:t>Momentum Contrast (self-supervised learning method)</w:t>
             </w:r>
@@ -5309,6 +5635,7 @@
                 <w:b w:val="0"/>
                 <w:i w:val="0"/>
                 <w:sz w:val="28"/>
+                <w:u w:val="none"/>
               </w:rPr>
               <w:t>NC-n</w:t>
             </w:r>
@@ -5329,6 +5656,7 @@
                 <w:b w:val="0"/>
                 <w:i w:val="0"/>
                 <w:sz w:val="28"/>
+                <w:u w:val="none"/>
               </w:rPr>
               <w:t>Non-Claim n — a statement this dissertation explicitly does not make, recorded so that its results are not read as making it</w:t>
             </w:r>
@@ -5351,6 +5679,7 @@
                 <w:b w:val="0"/>
                 <w:i w:val="0"/>
                 <w:sz w:val="28"/>
+                <w:u w:val="none"/>
               </w:rPr>
               <w:t>NPV</w:t>
             </w:r>
@@ -5371,6 +5700,7 @@
                 <w:b w:val="0"/>
                 <w:i w:val="0"/>
                 <w:sz w:val="28"/>
+                <w:u w:val="none"/>
               </w:rPr>
               <w:t>Negative Predictive Value</w:t>
             </w:r>
@@ -5393,6 +5723,7 @@
                 <w:b w:val="0"/>
                 <w:i w:val="0"/>
                 <w:sz w:val="28"/>
+                <w:u w:val="none"/>
               </w:rPr>
               <w:t>OD</w:t>
             </w:r>
@@ -5413,6 +5744,7 @@
                 <w:b w:val="0"/>
                 <w:i w:val="0"/>
                 <w:sz w:val="28"/>
+                <w:u w:val="none"/>
               </w:rPr>
               <w:t>Optic Disc</w:t>
             </w:r>
@@ -5435,6 +5767,7 @@
                 <w:b w:val="0"/>
                 <w:i w:val="0"/>
                 <w:sz w:val="28"/>
+                <w:u w:val="none"/>
               </w:rPr>
               <w:t>OD-n</w:t>
             </w:r>
@@ -5455,6 +5788,7 @@
                 <w:b w:val="0"/>
                 <w:i w:val="0"/>
                 <w:sz w:val="28"/>
+                <w:u w:val="none"/>
               </w:rPr>
               <w:t>Operational Definition n — the definition by which a term of this dissertation is measured; distinct from OD above, which is never written with a number</w:t>
             </w:r>
@@ -5477,6 +5811,7 @@
                 <w:b w:val="0"/>
                 <w:i w:val="0"/>
                 <w:sz w:val="28"/>
+                <w:u w:val="none"/>
               </w:rPr>
               <w:t>ODIR-5K</w:t>
             </w:r>
@@ -5497,6 +5832,7 @@
                 <w:b w:val="0"/>
                 <w:i w:val="0"/>
                 <w:sz w:val="28"/>
+                <w:u w:val="none"/>
               </w:rPr>
               <w:t>Ocular Disease Intelligent Recognition dataset (5,000 patients)</w:t>
             </w:r>
@@ -5519,6 +5855,7 @@
                 <w:b w:val="0"/>
                 <w:i w:val="0"/>
                 <w:sz w:val="28"/>
+                <w:u w:val="none"/>
               </w:rPr>
               <w:t>PACS</w:t>
             </w:r>
@@ -5539,6 +5876,7 @@
                 <w:b w:val="0"/>
                 <w:i w:val="0"/>
                 <w:sz w:val="28"/>
+                <w:u w:val="none"/>
               </w:rPr>
               <w:t>Picture Archiving and Communication System</w:t>
             </w:r>
@@ -5561,6 +5899,7 @@
                 <w:b w:val="0"/>
                 <w:i w:val="0"/>
                 <w:sz w:val="28"/>
+                <w:u w:val="none"/>
               </w:rPr>
               <w:t>PC-n</w:t>
             </w:r>
@@ -5581,6 +5920,7 @@
                 <w:b w:val="0"/>
                 <w:i w:val="0"/>
                 <w:sz w:val="28"/>
+                <w:u w:val="none"/>
               </w:rPr>
               <w:t>Primary Claim n — a numbered claim of the dissertation's argument, each carrying its evidence and its assessed strength</w:t>
             </w:r>
@@ -5603,6 +5943,7 @@
                 <w:b w:val="0"/>
                 <w:i w:val="0"/>
                 <w:sz w:val="28"/>
+                <w:u w:val="none"/>
               </w:rPr>
               <w:t>PPV</w:t>
             </w:r>
@@ -5623,6 +5964,7 @@
                 <w:b w:val="0"/>
                 <w:i w:val="0"/>
                 <w:sz w:val="28"/>
+                <w:u w:val="none"/>
               </w:rPr>
               <w:t>Positive Predictive Value</w:t>
             </w:r>
@@ -5645,6 +5987,7 @@
                 <w:b w:val="0"/>
                 <w:i w:val="0"/>
                 <w:sz w:val="28"/>
+                <w:u w:val="none"/>
               </w:rPr>
               <w:t>ReLU</w:t>
             </w:r>
@@ -5665,6 +6008,7 @@
                 <w:b w:val="0"/>
                 <w:i w:val="0"/>
                 <w:sz w:val="28"/>
+                <w:u w:val="none"/>
               </w:rPr>
               <w:t>Rectified Linear Unit</w:t>
             </w:r>
@@ -5687,6 +6031,7 @@
                 <w:b w:val="0"/>
                 <w:i w:val="0"/>
                 <w:sz w:val="28"/>
+                <w:u w:val="none"/>
               </w:rPr>
               <w:t>RFMiD</w:t>
             </w:r>
@@ -5707,6 +6052,7 @@
                 <w:b w:val="0"/>
                 <w:i w:val="0"/>
                 <w:sz w:val="28"/>
+                <w:u w:val="none"/>
               </w:rPr>
               <w:t>Retinal Fundus Multi-disease Image Dataset</w:t>
             </w:r>
@@ -5729,6 +6075,7 @@
                 <w:b w:val="0"/>
                 <w:i w:val="0"/>
                 <w:sz w:val="28"/>
+                <w:u w:val="none"/>
               </w:rPr>
               <w:t>RIQA</w:t>
             </w:r>
@@ -5749,6 +6096,7 @@
                 <w:b w:val="0"/>
                 <w:i w:val="0"/>
                 <w:sz w:val="28"/>
+                <w:u w:val="none"/>
               </w:rPr>
               <w:t>Retinal Image Quality Assessment</w:t>
             </w:r>
@@ -5771,6 +6119,7 @@
                 <w:b w:val="0"/>
                 <w:i w:val="0"/>
                 <w:sz w:val="28"/>
+                <w:u w:val="none"/>
               </w:rPr>
               <w:t>ROC</w:t>
             </w:r>
@@ -5791,6 +6140,7 @@
                 <w:b w:val="0"/>
                 <w:i w:val="0"/>
                 <w:sz w:val="28"/>
+                <w:u w:val="none"/>
               </w:rPr>
               <w:t>Receiver Operating Characteristic</w:t>
             </w:r>
@@ -5813,6 +6163,7 @@
                 <w:b w:val="0"/>
                 <w:i w:val="0"/>
                 <w:sz w:val="28"/>
+                <w:u w:val="none"/>
               </w:rPr>
               <w:t>SB-n</w:t>
             </w:r>
@@ -5833,6 +6184,7 @@
                 <w:b w:val="0"/>
                 <w:i w:val="0"/>
                 <w:sz w:val="28"/>
+                <w:u w:val="none"/>
               </w:rPr>
               <w:t>Scope Boundary n — a statement of what lies outside what this dissertation claims</w:t>
             </w:r>
@@ -5855,6 +6207,7 @@
                 <w:b w:val="0"/>
                 <w:i w:val="0"/>
                 <w:sz w:val="28"/>
+                <w:u w:val="none"/>
               </w:rPr>
               <w:t>SimCLR</w:t>
             </w:r>
@@ -5875,6 +6228,7 @@
                 <w:b w:val="0"/>
                 <w:i w:val="0"/>
                 <w:sz w:val="28"/>
+                <w:u w:val="none"/>
               </w:rPr>
               <w:t>Simple framework for Contrastive Learning of Representations</w:t>
             </w:r>
@@ -5897,6 +6251,7 @@
                 <w:b w:val="0"/>
                 <w:i w:val="0"/>
                 <w:sz w:val="28"/>
+                <w:u w:val="none"/>
               </w:rPr>
               <w:t>SIR-n</w:t>
             </w:r>
@@ -5917,6 +6272,7 @@
                 <w:b w:val="0"/>
                 <w:i w:val="0"/>
                 <w:sz w:val="28"/>
+                <w:u w:val="none"/>
               </w:rPr>
               <w:t>Source Interpretation Rule n — a rule constraining what may be attributed to a cited source</w:t>
             </w:r>
@@ -5939,6 +6295,7 @@
                 <w:b w:val="0"/>
                 <w:i w:val="0"/>
                 <w:sz w:val="28"/>
+                <w:u w:val="none"/>
               </w:rPr>
               <w:t>SSIM</w:t>
             </w:r>
@@ -5959,6 +6316,7 @@
                 <w:b w:val="0"/>
                 <w:i w:val="0"/>
                 <w:sz w:val="28"/>
+                <w:u w:val="none"/>
               </w:rPr>
               <w:t>Structural Similarity Index</w:t>
             </w:r>
@@ -5981,6 +6339,7 @@
                 <w:b w:val="0"/>
                 <w:i w:val="0"/>
                 <w:sz w:val="28"/>
+                <w:u w:val="none"/>
               </w:rPr>
               <w:t>SSL</w:t>
             </w:r>
@@ -6001,6 +6360,7 @@
                 <w:b w:val="0"/>
                 <w:i w:val="0"/>
                 <w:sz w:val="28"/>
+                <w:u w:val="none"/>
               </w:rPr>
               <w:t>Self-Supervised Learning</w:t>
             </w:r>
@@ -6023,6 +6383,7 @@
                 <w:b w:val="0"/>
                 <w:i w:val="0"/>
                 <w:sz w:val="28"/>
+                <w:u w:val="none"/>
               </w:rPr>
               <w:t>STARE</w:t>
             </w:r>
@@ -6043,6 +6404,7 @@
                 <w:b w:val="0"/>
                 <w:i w:val="0"/>
                 <w:sz w:val="28"/>
+                <w:u w:val="none"/>
               </w:rPr>
               <w:t>Structured Analysis of the Retina (dataset)</w:t>
             </w:r>
@@ -6065,6 +6427,7 @@
                 <w:b w:val="0"/>
                 <w:i w:val="0"/>
                 <w:sz w:val="28"/>
+                <w:u w:val="none"/>
               </w:rPr>
               <w:t>UML</w:t>
             </w:r>
@@ -6085,6 +6448,7 @@
                 <w:b w:val="0"/>
                 <w:i w:val="0"/>
                 <w:sz w:val="28"/>
+                <w:u w:val="none"/>
               </w:rPr>
               <w:t>Unified Modeling Language</w:t>
             </w:r>
@@ -6107,6 +6471,7 @@
                 <w:b w:val="0"/>
                 <w:i w:val="0"/>
                 <w:sz w:val="28"/>
+                <w:u w:val="none"/>
               </w:rPr>
               <w:t>VRAM</w:t>
             </w:r>
@@ -6127,6 +6492,7 @@
                 <w:b w:val="0"/>
                 <w:i w:val="0"/>
                 <w:sz w:val="28"/>
+                <w:u w:val="none"/>
               </w:rPr>
               <w:t>Video Random-Access Memory</w:t>
             </w:r>
@@ -6149,6 +6515,7 @@
                 <w:b w:val="0"/>
                 <w:i w:val="0"/>
                 <w:sz w:val="28"/>
+                <w:u w:val="none"/>
               </w:rPr>
               <w:t>VVI</w:t>
             </w:r>
@@ -6169,6 +6536,7 @@
                 <w:b w:val="0"/>
                 <w:i w:val="0"/>
                 <w:sz w:val="28"/>
+                <w:u w:val="none"/>
               </w:rPr>
               <w:t>Vessel Visibility Index</w:t>
             </w:r>
@@ -6191,6 +6559,7 @@
                 <w:b w:val="0"/>
                 <w:i w:val="0"/>
                 <w:sz w:val="28"/>
+                <w:u w:val="none"/>
               </w:rPr>
               <w:t>WSL</w:t>
             </w:r>
@@ -6211,6 +6580,7 @@
                 <w:b w:val="0"/>
                 <w:i w:val="0"/>
                 <w:sz w:val="28"/>
+                <w:u w:val="none"/>
               </w:rPr>
               <w:t>Windows Subsystem for Linux</w:t>
             </w:r>
@@ -6233,6 +6603,7 @@
                 <w:b w:val="0"/>
                 <w:i w:val="0"/>
                 <w:sz w:val="28"/>
+                <w:u w:val="none"/>
               </w:rPr>
               <w:t>XAI</w:t>
             </w:r>
@@ -6253,6 +6624,7 @@
                 <w:b w:val="0"/>
                 <w:i w:val="0"/>
                 <w:sz w:val="28"/>
+                <w:u w:val="none"/>
               </w:rPr>
               <w:t>Explainable Artificial Intelligence</w:t>
             </w:r>
@@ -6275,6 +6647,7 @@
                 <w:b w:val="0"/>
                 <w:i w:val="0"/>
                 <w:sz w:val="28"/>
+                <w:u w:val="none"/>
               </w:rPr>
               <w:t>D</w:t>
             </w:r>
@@ -6295,6 +6668,7 @@
                 <w:b w:val="0"/>
                 <w:i w:val="0"/>
                 <w:sz w:val="28"/>
+                <w:u w:val="none"/>
               </w:rPr>
               <w:t>Field-of-view diameter, in pixels</w:t>
             </w:r>
@@ -6317,6 +6691,7 @@
                 <w:b w:val="0"/>
                 <w:i w:val="0"/>
                 <w:sz w:val="28"/>
+                <w:u w:val="none"/>
               </w:rPr>
               <w:t>CL</w:t>
             </w:r>
@@ -6337,6 +6712,7 @@
                 <w:b w:val="0"/>
                 <w:i w:val="0"/>
                 <w:sz w:val="28"/>
+                <w:u w:val="none"/>
               </w:rPr>
               <w:t>Clip limit of the CLAHE transform</w:t>
             </w:r>
@@ -6359,6 +6735,7 @@
                 <w:b w:val="0"/>
                 <w:i w:val="0"/>
                 <w:sz w:val="28"/>
+                <w:u w:val="none"/>
               </w:rPr>
               <w:t>F1</w:t>
             </w:r>
@@ -6379,6 +6756,7 @@
                 <w:b w:val="0"/>
                 <w:i w:val="0"/>
                 <w:sz w:val="28"/>
+                <w:u w:val="none"/>
               </w:rPr>
               <w:t>F1-score (harmonic mean of precision and recall)</w:t>
             </w:r>
@@ -6401,6 +6779,7 @@
                 <w:b w:val="0"/>
                 <w:i w:val="0"/>
                 <w:sz w:val="28"/>
+                <w:u w:val="none"/>
               </w:rPr>
               <w:t>G</w:t>
             </w:r>
@@ -6421,6 +6800,7 @@
                 <w:b w:val="0"/>
                 <w:i w:val="0"/>
                 <w:sz w:val="28"/>
+                <w:u w:val="none"/>
               </w:rPr>
               <w:t>Generalization ratio, G = F1_external / F1_EyePACS</w:t>
             </w:r>
@@ -6443,6 +6823,7 @@
                 <w:b w:val="0"/>
                 <w:i w:val="0"/>
                 <w:sz w:val="28"/>
+                <w:u w:val="none"/>
               </w:rPr>
               <w:t>T</w:t>
             </w:r>
@@ -6463,6 +6844,7 @@
                 <w:b w:val="0"/>
                 <w:i w:val="0"/>
                 <w:sz w:val="28"/>
+                <w:u w:val="none"/>
               </w:rPr>
               <w:t>Global threshold of the dual-constraint CLAHE (T/80 formulation)</w:t>
             </w:r>
@@ -6485,6 +6867,7 @@
                 <w:b w:val="0"/>
                 <w:i w:val="0"/>
                 <w:sz w:val="28"/>
+                <w:u w:val="none"/>
               </w:rPr>
               <w:t>α</w:t>
             </w:r>
@@ -6505,6 +6888,7 @@
                 <w:b w:val="0"/>
                 <w:i w:val="0"/>
                 <w:sz w:val="28"/>
+                <w:u w:val="none"/>
               </w:rPr>
               <w:t>Class-weight parameter of the Focal Loss (inverse-frequency)</w:t>
             </w:r>
@@ -6527,6 +6911,7 @@
                 <w:b w:val="0"/>
                 <w:i w:val="0"/>
                 <w:sz w:val="28"/>
+                <w:u w:val="none"/>
               </w:rPr>
               <w:t>γ</w:t>
             </w:r>
@@ -6547,6 +6932,7 @@
                 <w:b w:val="0"/>
                 <w:i w:val="0"/>
                 <w:sz w:val="28"/>
+                <w:u w:val="none"/>
               </w:rPr>
               <w:t>Focusing parameter of the Focal Loss (γ = 2)</w:t>
             </w:r>
@@ -6569,6 +6955,7 @@
                 <w:b w:val="0"/>
                 <w:i w:val="0"/>
                 <w:sz w:val="28"/>
+                <w:u w:val="none"/>
               </w:rPr>
               <w:t>κ</w:t>
             </w:r>
@@ -6589,6 +6976,7 @@
                 <w:b w:val="0"/>
                 <w:i w:val="0"/>
                 <w:sz w:val="28"/>
+                <w:u w:val="none"/>
               </w:rPr>
               <w:t>Cohen's Kappa with quadratic weights</w:t>
             </w:r>
@@ -6611,6 +6999,7 @@
                 <w:b w:val="0"/>
                 <w:i w:val="0"/>
                 <w:sz w:val="28"/>
+                <w:u w:val="none"/>
               </w:rPr>
               <w:t>σ</w:t>
             </w:r>
@@ -6631,6 +7020,7 @@
                 <w:b w:val="0"/>
                 <w:i w:val="0"/>
                 <w:sz w:val="28"/>
+                <w:u w:val="none"/>
               </w:rPr>
               <w:t>Standard deviation of the Gaussian kernel in flat-field correction, σ = 0.07·D</w:t>
             </w:r>
@@ -6653,6 +7043,7 @@
                 <w:b w:val="0"/>
                 <w:i w:val="0"/>
                 <w:sz w:val="28"/>
+                <w:u w:val="none"/>
               </w:rPr>
               <w:t>ΔF1</w:t>
             </w:r>
@@ -6673,6 +7064,7 @@
                 <w:b w:val="0"/>
                 <w:i w:val="0"/>
                 <w:sz w:val="28"/>
+                <w:u w:val="none"/>
               </w:rPr>
               <w:t>Cross-dataset F1 drop, ΔF1 = F1_EyePACS − F1_external</w:t>
             </w:r>
@@ -6697,6 +7089,7 @@
           <w:b/>
           <w:i w:val="0"/>
           <w:sz w:val="32"/>
+          <w:u w:val="none"/>
         </w:rPr>
         <w:t>DEFINITIONS</w:t>
       </w:r>
@@ -6712,6 +7105,7 @@
           <w:b/>
           <w:i w:val="0"/>
           <w:sz w:val="28"/>
+          <w:u w:val="none"/>
         </w:rPr>
         <w:t>Architectural complexity</w:t>
       </w:r>
@@ -6721,6 +7115,7 @@
           <w:b w:val="0"/>
           <w:i w:val="0"/>
           <w:sz w:val="28"/>
+          <w:u w:val="none"/>
         </w:rPr>
         <w:t xml:space="preserve"> — the capacity of a CNN as defined by the number of convolutional layers, total trainable-parameter count, filter-size range, and the presence or absence of regularization components (batch normalization, dropout).</w:t>
       </w:r>
@@ -6736,6 +7131,7 @@
           <w:b/>
           <w:i w:val="0"/>
           <w:sz w:val="28"/>
+          <w:u w:val="none"/>
         </w:rPr>
         <w:t>Baseline (baseline arm)</w:t>
       </w:r>
@@ -6745,6 +7141,7 @@
           <w:b w:val="0"/>
           <w:i w:val="0"/>
           <w:sz w:val="28"/>
+          <w:u w:val="none"/>
         </w:rPr>
         <w:t xml:space="preserve"> — the reference configuration of Experiment 1: stretch-resize to 512×512 followed by ImageNet normalization, producing a 3-channel tensor with no field-of-view mask and no preprocessing stages; the backbone is initialized from ImageNet.</w:t>
       </w:r>
@@ -6760,6 +7157,7 @@
           <w:b/>
           <w:i w:val="0"/>
           <w:sz w:val="28"/>
+          <w:u w:val="none"/>
         </w:rPr>
         <w:t>CLAHE (Contrast-Limited Adaptive Histogram Equalization)</w:t>
       </w:r>
@@ -6769,6 +7167,7 @@
           <w:b w:val="0"/>
           <w:i w:val="0"/>
           <w:sz w:val="28"/>
+          <w:u w:val="none"/>
         </w:rPr>
         <w:t xml:space="preserve"> — an adaptive contrast-enhancement method operating on local image tiles with a clip limit that bounds contrast amplification; applied in the pipeline to the LAB L-channel under a dual-constraint clip limit (Stage 5).</w:t>
       </w:r>
@@ -6784,6 +7183,7 @@
           <w:b/>
           <w:i w:val="0"/>
           <w:sz w:val="28"/>
+          <w:u w:val="none"/>
         </w:rPr>
         <w:t>Composite independent variable</w:t>
       </w:r>
@@ -6793,6 +7193,7 @@
           <w:b w:val="0"/>
           <w:i w:val="0"/>
           <w:sz w:val="28"/>
+          <w:u w:val="none"/>
         </w:rPr>
         <w:t xml:space="preserve"> — the combined manipulated factor of Experiment 1 (H-1), in which the full-pipeline arm differs from baseline jointly along the preprocessing axis (eight-stage pipeline vs. stretch-resize + ImageNet normalize) and the pretraining axis (ophthalmology-specific self-supervised pretraining vs. ImageNet).</w:t>
       </w:r>
@@ -6808,6 +7209,7 @@
           <w:b/>
           <w:i w:val="0"/>
           <w:sz w:val="28"/>
+          <w:u w:val="none"/>
         </w:rPr>
         <w:t>Convolutional Neural Network (CNN)</w:t>
       </w:r>
@@ -6817,6 +7219,7 @@
           <w:b w:val="0"/>
           <w:i w:val="0"/>
           <w:sz w:val="28"/>
+          <w:u w:val="none"/>
         </w:rPr>
         <w:t xml:space="preserve"> — a neural architecture comprising convolutional and pooling layers for feature extraction and fully connected layers for classification; the classification backbone operating on preprocessed fundus images for five-class DR staging.</w:t>
       </w:r>
@@ -6832,6 +7235,7 @@
           <w:b/>
           <w:i w:val="0"/>
           <w:sz w:val="28"/>
+          <w:u w:val="none"/>
         </w:rPr>
         <w:t>Cross-validation</w:t>
       </w:r>
@@ -6841,6 +7245,7 @@
           <w:b w:val="0"/>
           <w:i w:val="0"/>
           <w:sz w:val="28"/>
+          <w:u w:val="none"/>
         </w:rPr>
         <w:t xml:space="preserve"> — a validation strategy using 5-fold patient-level stratified splitting; for each fold, four folds serve as training data and one as test data, with no patient's images appearing in both partitions; metrics are reported as mean ± standard deviation across folds.</w:t>
       </w:r>
@@ -6856,6 +7261,7 @@
           <w:b/>
           <w:i w:val="0"/>
           <w:sz w:val="28"/>
+          <w:u w:val="none"/>
         </w:rPr>
         <w:t>Data augmentation</w:t>
       </w:r>
@@ -6865,6 +7271,7 @@
           <w:b w:val="0"/>
           <w:i w:val="0"/>
           <w:sz w:val="28"/>
+          <w:u w:val="none"/>
         </w:rPr>
         <w:t xml:space="preserve"> — image transformations (unified affine, ColorJitter [brightness/contrast/saturation/hue], Gaussian noise, JPEG compression) applied to the training data to increase variability and improve generalization; the train-only Stage 6 of the pipeline.</w:t>
       </w:r>
@@ -6880,6 +7287,7 @@
           <w:b/>
           <w:i w:val="0"/>
           <w:sz w:val="28"/>
+          <w:u w:val="none"/>
         </w:rPr>
         <w:t>Dataset-specific normalization</w:t>
       </w:r>
@@ -6889,6 +7297,7 @@
           <w:b w:val="0"/>
           <w:i w:val="0"/>
           <w:sz w:val="28"/>
+          <w:u w:val="none"/>
         </w:rPr>
         <w:t xml:space="preserve"> — channel-wise normalization (Stage 7) using mean and standard deviation computed from the training split of the primary dataset rather than ImageNet statistics; the normalization of the full pipeline.</w:t>
       </w:r>
@@ -6904,6 +7313,7 @@
           <w:b/>
           <w:i w:val="0"/>
           <w:sz w:val="28"/>
+          <w:u w:val="none"/>
         </w:rPr>
         <w:t>Diabetic retinopathy (DR)</w:t>
       </w:r>
@@ -6913,6 +7323,7 @@
           <w:b w:val="0"/>
           <w:i w:val="0"/>
           <w:sz w:val="28"/>
+          <w:u w:val="none"/>
         </w:rPr>
         <w:t xml:space="preserve"> — a microvascular complication of diabetes mellitus and a leading cause of preventable vision loss, graded in five severity stages (0 — none, 1 — mild, 2 — moderate, 3 — severe, 4 — proliferative).</w:t>
       </w:r>
@@ -6928,6 +7339,7 @@
           <w:b/>
           <w:i w:val="0"/>
           <w:sz w:val="28"/>
+          <w:u w:val="none"/>
         </w:rPr>
         <w:t>Diagnostic effectiveness</w:t>
       </w:r>
@@ -6937,6 +7349,7 @@
           <w:b w:val="0"/>
           <w:i w:val="0"/>
           <w:sz w:val="28"/>
+          <w:u w:val="none"/>
         </w:rPr>
         <w:t xml:space="preserve"> — the joint performance profile on four primary metrics (accuracy, weighted F1-score, ROC-AUC, and Cohen's Kappa with quadratic weights) computed on the held-out test partition.</w:t>
       </w:r>
@@ -6952,6 +7365,7 @@
           <w:b/>
           <w:i w:val="0"/>
           <w:sz w:val="28"/>
+          <w:u w:val="none"/>
         </w:rPr>
         <w:t>Domain shift</w:t>
       </w:r>
@@ -6961,6 +7375,7 @@
           <w:b w:val="0"/>
           <w:i w:val="0"/>
           <w:sz w:val="28"/>
+          <w:u w:val="none"/>
         </w:rPr>
         <w:t xml:space="preserve"> — the distributional difference between training data and target deployment data arising from differences in imaging equipment, patient populations, or acquisition protocols.</w:t>
       </w:r>
@@ -6976,6 +7391,7 @@
           <w:b/>
           <w:i w:val="0"/>
           <w:sz w:val="28"/>
+          <w:u w:val="none"/>
         </w:rPr>
         <w:t>Field-of-view (FOV) mask</w:t>
       </w:r>
@@ -6985,6 +7401,7 @@
           <w:b w:val="0"/>
           <w:i w:val="0"/>
           <w:sz w:val="28"/>
+          <w:u w:val="none"/>
         </w:rPr>
         <w:t xml:space="preserve"> — a binary spatial mask (1.0 = real fundus data, 0.0 = zero-padding) generated at Stage 3 and appended as the 4th input channel, allowing the CNN to distinguish genuine retinal pixels from padded background.</w:t>
       </w:r>
@@ -7000,6 +7417,7 @@
           <w:b/>
           <w:i w:val="0"/>
           <w:sz w:val="28"/>
+          <w:u w:val="none"/>
         </w:rPr>
         <w:t>Flat-field correction (adaptive)</w:t>
       </w:r>
@@ -7009,6 +7427,7 @@
           <w:b w:val="0"/>
           <w:i w:val="0"/>
           <w:sz w:val="28"/>
+          <w:u w:val="none"/>
         </w:rPr>
         <w:t xml:space="preserve"> — Gaussian-blur subtraction with adaptive σ = 0.07·D (D = FOV diameter), applied inside the FOV mask to normalize uneven illumination while preserving local contrast; Stage 4 of the pipeline.</w:t>
       </w:r>
@@ -7024,6 +7443,7 @@
           <w:b/>
           <w:i w:val="0"/>
           <w:sz w:val="28"/>
+          <w:u w:val="none"/>
         </w:rPr>
         <w:t>Fundus image</w:t>
       </w:r>
@@ -7033,6 +7453,7 @@
           <w:b w:val="0"/>
           <w:i w:val="0"/>
           <w:sz w:val="28"/>
+          <w:u w:val="none"/>
         </w:rPr>
         <w:t xml:space="preserve"> — a retinal photograph acquired by fundoscopy; the exclusive imaging modality of the dissertation and the input to the preprocessing pipeline and the CNN classifier.</w:t>
       </w:r>
@@ -7048,6 +7469,7 @@
           <w:b/>
           <w:i w:val="0"/>
           <w:sz w:val="28"/>
+          <w:u w:val="none"/>
         </w:rPr>
         <w:t>Generalization (cross-database)</w:t>
       </w:r>
@@ -7057,6 +7479,7 @@
           <w:b w:val="0"/>
           <w:i w:val="0"/>
           <w:sz w:val="28"/>
+          <w:u w:val="none"/>
         </w:rPr>
         <w:t xml:space="preserve"> — the ratio of test-set F1-score on a secondary dataset to test-set F1-score on the primary dataset under the same trained model without retraining; the generalization ratio G = F1_external / F1_EyePACS.</w:t>
       </w:r>
@@ -7072,6 +7495,7 @@
           <w:b/>
           <w:i w:val="0"/>
           <w:sz w:val="28"/>
+          <w:u w:val="none"/>
         </w:rPr>
         <w:t>Grad-CAM (Gradient-weighted Class Activation Mapping)</w:t>
       </w:r>
@@ -7081,6 +7505,7 @@
           <w:b w:val="0"/>
           <w:i w:val="0"/>
           <w:sz w:val="28"/>
+          <w:u w:val="none"/>
         </w:rPr>
         <w:t xml:space="preserve"> — an explainability method producing class-discriminative localization maps from a gradient-weighted combination of final convolutional feature maps; an interpretability tool, not a clinical localization of pathology.</w:t>
       </w:r>
@@ -7096,6 +7521,7 @@
           <w:b/>
           <w:i w:val="0"/>
           <w:sz w:val="28"/>
+          <w:u w:val="none"/>
         </w:rPr>
         <w:t>Image quality</w:t>
       </w:r>
@@ -7105,6 +7531,7 @@
           <w:b w:val="0"/>
           <w:i w:val="0"/>
           <w:sz w:val="28"/>
+          <w:u w:val="none"/>
         </w:rPr>
         <w:t xml:space="preserve"> — the measurable capacity of a fundus image to support automated detection of microvascular features relevant to DR staging, assessed through downstream classification performance rather than a subjective visual score.</w:t>
       </w:r>
@@ -7120,6 +7547,7 @@
           <w:b/>
           <w:i w:val="0"/>
           <w:sz w:val="28"/>
+          <w:u w:val="none"/>
         </w:rPr>
         <w:t>Integrated pipeline dominance (H-1)</w:t>
       </w:r>
@@ -7129,6 +7557,7 @@
           <w:b w:val="0"/>
           <w:i w:val="0"/>
           <w:sz w:val="28"/>
+          <w:u w:val="none"/>
         </w:rPr>
         <w:t xml:space="preserve"> — the primary hypothesis that the integrated full-pipeline configuration outperforms the baseline as a unitary system, validated when the empirical dominance criterion (≥ 5 pp weighted-F1 gain, ≥ 0.02 ROC-AUC gain, no Cohen's Kappa degradation) is satisfied.</w:t>
       </w:r>
@@ -7144,6 +7573,7 @@
           <w:b/>
           <w:i w:val="0"/>
           <w:sz w:val="28"/>
+          <w:u w:val="none"/>
         </w:rPr>
         <w:t>Ophthalmology-specific self-supervised pretraining</w:t>
       </w:r>
@@ -7153,6 +7583,7 @@
           <w:b w:val="0"/>
           <w:i w:val="0"/>
           <w:sz w:val="28"/>
+          <w:u w:val="none"/>
         </w:rPr>
         <w:t xml:space="preserve"> — self-supervised pretraining of the CNN backbone on an unlabeled retinal fundus corpus (no DR labels), used as the full-pipeline-arm initialization; learns fundus-domain representations directly on the 4-channel pipeline tensor.</w:t>
       </w:r>
@@ -7168,6 +7599,7 @@
           <w:b/>
           <w:i w:val="0"/>
           <w:sz w:val="28"/>
+          <w:u w:val="none"/>
         </w:rPr>
         <w:t>Physician-in-the-loop</w:t>
       </w:r>
@@ -7177,6 +7609,7 @@
           <w:b w:val="0"/>
           <w:i w:val="0"/>
           <w:sz w:val="28"/>
+          <w:u w:val="none"/>
         </w:rPr>
         <w:t xml:space="preserve"> — a design paradigm in which the clinician acts not merely as a consumer of AI outputs but as a tuner and auditor who interprets results and adjusts the system; the proposed system is a decision-support tool within this paradigm.</w:t>
       </w:r>
@@ -7192,6 +7625,7 @@
           <w:b/>
           <w:i w:val="0"/>
           <w:sz w:val="28"/>
+          <w:u w:val="none"/>
         </w:rPr>
         <w:t>Preprocessing pipeline</w:t>
       </w:r>
@@ -7201,6 +7635,7 @@
           <w:b w:val="0"/>
           <w:i w:val="0"/>
           <w:sz w:val="28"/>
+          <w:u w:val="none"/>
         </w:rPr>
         <w:t xml:space="preserve"> — the canonical ordered eight-stage sequence (Stages 0–7) applied to fundus images prior to CNN input; the full pipeline applies all eight stages, producing a 4-channel tensor (RGB + FOV mask).</w:t>
       </w:r>
@@ -7216,6 +7651,7 @@
           <w:b/>
           <w:i w:val="0"/>
           <w:sz w:val="28"/>
+          <w:u w:val="none"/>
         </w:rPr>
         <w:t>Resource-limited environment</w:t>
       </w:r>
@@ -7225,6 +7661,7 @@
           <w:b w:val="0"/>
           <w:i w:val="0"/>
           <w:sz w:val="28"/>
+          <w:u w:val="none"/>
         </w:rPr>
         <w:t xml:space="preserve"> — a deployment context characterized by at least two of: absence of GPU acceleration; available RAM below 16 GB; batch-processing-time constraints; network connectivity precluding continuous cloud-API reliance.</w:t>
       </w:r>
@@ -7240,6 +7677,7 @@
           <w:b/>
           <w:i w:val="0"/>
           <w:sz w:val="28"/>
+          <w:u w:val="none"/>
         </w:rPr>
         <w:t>Transfer learning</w:t>
       </w:r>
@@ -7249,6 +7687,7 @@
           <w:b w:val="0"/>
           <w:i w:val="0"/>
           <w:sz w:val="28"/>
+          <w:u w:val="none"/>
         </w:rPr>
         <w:t xml:space="preserve"> — the reuse and adaptation of pretrained network weights to the fundus-image domain; under H-1 the initialization source is slaved to the arm (ImageNet for baseline, ophthalmology-specific SSL for the full pipeline).</w:t>
       </w:r>
@@ -7264,6 +7703,7 @@
           <w:b/>
           <w:i w:val="0"/>
           <w:sz w:val="28"/>
+          <w:u w:val="none"/>
         </w:rPr>
         <w:t>Weighted loss function</w:t>
       </w:r>
@@ -7273,6 +7713,7 @@
           <w:b w:val="0"/>
           <w:i w:val="0"/>
           <w:sz w:val="28"/>
+          <w:u w:val="none"/>
         </w:rPr>
         <w:t xml:space="preserve"> — a cross-entropy loss with class-specific weights addressing class imbalance and exploiting the ordinal structure of the five-class DR grading.</w:t>
       </w:r>
@@ -7303,6 +7744,7 @@
         <w:b w:val="0"/>
         <w:i w:val="0"/>
         <w:sz w:val="28"/>
+        <w:u w:val="none"/>
       </w:rPr>
       <w:fldChar w:fldCharType="begin"/>
       <w:instrText xml:space="preserve">PAGE</w:instrText>
